--- a/WebContent/docx/泛癌种86基因检测报告-单样本-简单版.docx
+++ b/WebContent/docx/泛癌种86基因检测报告-单样本-简单版.docx
@@ -847,12 +847,6 @@
             <w:insideV w:val="none" w:color="auto" w:sz="0" w:space="0"/>
           </w:tblBorders>
           <w:shd w:val="clear" w:color="auto" w:fill="auto"/>
-          <w:tblCellMar>
-            <w:top w:w="0" w:type="dxa"/>
-            <w:left w:w="0" w:type="dxa"/>
-            <w:bottom w:w="0" w:type="dxa"/>
-            <w:right w:w="0" w:type="dxa"/>
-          </w:tblCellMar>
         </w:tblPrEx>
         <w:trPr>
           <w:trHeight w:val="488" w:hRule="atLeast"/>
@@ -904,8 +898,8 @@
               </w:rPr>
             </w:pPr>
             <w:bookmarkStart w:id="3" w:name="_Toc149837255"/>
-            <w:bookmarkStart w:id="4" w:name="_Toc30402"/>
-            <w:bookmarkStart w:id="5" w:name="_Toc21059"/>
+            <w:bookmarkStart w:id="4" w:name="_Toc21059"/>
+            <w:bookmarkStart w:id="5" w:name="_Toc30402"/>
             <w:r>
               <w:rPr>
                 <w:rFonts w:hint="eastAsia"/>
@@ -1124,6 +1118,7 @@
             <w:insideH w:val="none" w:color="auto" w:sz="0" w:space="0"/>
             <w:insideV w:val="none" w:color="auto" w:sz="0" w:space="0"/>
           </w:tblBorders>
+          <w:shd w:val="clear" w:color="auto" w:fill="auto"/>
           <w:tblCellMar>
             <w:top w:w="0" w:type="dxa"/>
             <w:left w:w="0" w:type="dxa"/>
@@ -1309,6 +1304,78 @@
                 <w:lang w:val="en-US" w:eastAsia="zh-CN" w:bidi="ar-SA"/>
               </w:rPr>
               <w:t>state}}</w:t>
+            </w:r>
+          </w:p>
+        </w:tc>
+      </w:tr>
+      <w:tr>
+        <w:tblPrEx>
+          <w:tblBorders>
+            <w:top w:val="none" w:color="auto" w:sz="0" w:space="0"/>
+            <w:left w:val="none" w:color="auto" w:sz="0" w:space="0"/>
+            <w:bottom w:val="none" w:color="auto" w:sz="0" w:space="0"/>
+            <w:right w:val="none" w:color="auto" w:sz="0" w:space="0"/>
+            <w:insideH w:val="none" w:color="auto" w:sz="0" w:space="0"/>
+            <w:insideV w:val="none" w:color="auto" w:sz="0" w:space="0"/>
+          </w:tblBorders>
+          <w:shd w:val="clear" w:color="auto" w:fill="auto"/>
+          <w:tblCellMar>
+            <w:top w:w="0" w:type="dxa"/>
+            <w:left w:w="0" w:type="dxa"/>
+            <w:bottom w:w="0" w:type="dxa"/>
+            <w:right w:w="0" w:type="dxa"/>
+          </w:tblCellMar>
+        </w:tblPrEx>
+        <w:trPr>
+          <w:trHeight w:val="397" w:hRule="atLeast"/>
+          <w:jc w:val="center"/>
+        </w:trPr>
+        <w:tc>
+          <w:tcPr>
+            <w:tcW w:w="5000" w:type="pct"/>
+            <w:gridSpan w:val="3"/>
+            <w:tcBorders>
+              <w:top w:val="single" w:color="31849B" w:sz="8" w:space="0"/>
+              <w:bottom w:val="single" w:color="31849B" w:sz="8" w:space="0"/>
+            </w:tcBorders>
+            <w:shd w:val="clear" w:color="auto" w:fill="auto"/>
+            <w:vAlign w:val="center"/>
+          </w:tcPr>
+          <w:p>
+            <w:pPr>
+              <w:pStyle w:val="56"/>
+              <w:keepNext w:val="0"/>
+              <w:keepLines w:val="0"/>
+              <w:pageBreakBefore w:val="0"/>
+              <w:widowControl w:val="0"/>
+              <w:kinsoku/>
+              <w:wordWrap/>
+              <w:overflowPunct/>
+              <w:topLinePunct w:val="0"/>
+              <w:autoSpaceDE/>
+              <w:autoSpaceDN/>
+              <w:bidi w:val="0"/>
+              <w:adjustRightInd w:val="0"/>
+              <w:snapToGrid w:val="0"/>
+              <w:spacing w:line="240" w:lineRule="auto"/>
+              <w:ind w:left="100" w:leftChars="50" w:right="119" w:rightChars="0"/>
+              <w:jc w:val="both"/>
+              <w:textAlignment w:val="auto"/>
+              <w:rPr>
+                <w:rFonts w:ascii="Times New Roman" w:hAnsi="Times New Roman" w:eastAsia="微软雅黑" w:cs="Times New Roman"/>
+                <w:sz w:val="21"/>
+                <w:szCs w:val="21"/>
+                <w:lang w:eastAsia="zh-CN"/>
+              </w:rPr>
+            </w:pPr>
+            <w:r>
+              <w:rPr>
+                <w:rFonts w:hint="eastAsia" w:ascii="Times New Roman" w:hAnsi="Times New Roman" w:eastAsia="微软雅黑" w:cs="Times New Roman"/>
+                <w:sz w:val="21"/>
+                <w:szCs w:val="21"/>
+                <w:lang w:eastAsia="zh-CN"/>
+              </w:rPr>
+              <w:t>{%tr if gastrointestinalStromalTumor == True %}</w:t>
             </w:r>
           </w:p>
         </w:tc>
@@ -1336,10 +1403,64 @@
         </w:trPr>
         <w:tc>
           <w:tcPr>
-            <w:tcW w:w="5000" w:type="pct"/>
-            <w:gridSpan w:val="3"/>
+            <w:tcW w:w="2166" w:type="pct"/>
+            <w:gridSpan w:val="2"/>
             <w:tcBorders>
               <w:top w:val="single" w:color="31849B" w:sz="8" w:space="0"/>
+              <w:bottom w:val="single" w:color="31849B" w:sz="8" w:space="0"/>
+              <w:right w:val="single" w:color="31849B" w:sz="8" w:space="0"/>
+            </w:tcBorders>
+            <w:shd w:val="clear" w:color="auto" w:fill="auto"/>
+            <w:vAlign w:val="center"/>
+          </w:tcPr>
+          <w:p>
+            <w:pPr>
+              <w:pStyle w:val="56"/>
+              <w:keepNext w:val="0"/>
+              <w:keepLines w:val="0"/>
+              <w:pageBreakBefore w:val="0"/>
+              <w:widowControl w:val="0"/>
+              <w:kinsoku/>
+              <w:wordWrap/>
+              <w:overflowPunct/>
+              <w:topLinePunct w:val="0"/>
+              <w:autoSpaceDE/>
+              <w:autoSpaceDN/>
+              <w:bidi w:val="0"/>
+              <w:adjustRightInd w:val="0"/>
+              <w:snapToGrid w:val="0"/>
+              <w:spacing w:line="240" w:lineRule="auto"/>
+              <w:ind w:left="100" w:leftChars="50"/>
+              <w:jc w:val="both"/>
+              <w:textAlignment w:val="auto"/>
+              <w:rPr>
+                <w:rFonts w:ascii="Times New Roman" w:hAnsi="Times New Roman" w:eastAsia="微软雅黑" w:cs="Times New Roman"/>
+                <w:b/>
+                <w:bCs/>
+                <w:sz w:val="21"/>
+                <w:szCs w:val="21"/>
+                <w:lang w:eastAsia="zh-CN"/>
+              </w:rPr>
+            </w:pPr>
+            <w:r>
+              <w:rPr>
+                <w:rFonts w:ascii="Times New Roman" w:hAnsi="Times New Roman" w:eastAsia="微软雅黑" w:cs="Times New Roman"/>
+                <w:b/>
+                <w:bCs/>
+                <w:sz w:val="21"/>
+                <w:szCs w:val="21"/>
+                <w:lang w:eastAsia="zh-CN"/>
+              </w:rPr>
+              <w:t>化疗药物检测</w:t>
+            </w:r>
+          </w:p>
+        </w:tc>
+        <w:tc>
+          <w:tcPr>
+            <w:tcW w:w="2833" w:type="pct"/>
+            <w:tcBorders>
+              <w:top w:val="single" w:color="31849B" w:sz="8" w:space="0"/>
+              <w:left w:val="single" w:color="31849B" w:sz="8" w:space="0"/>
               <w:bottom w:val="single" w:color="31849B" w:sz="8" w:space="0"/>
             </w:tcBorders>
             <w:shd w:val="clear" w:color="auto" w:fill="auto"/>
@@ -1366,20 +1487,20 @@
               <w:jc w:val="both"/>
               <w:textAlignment w:val="auto"/>
               <w:rPr>
+                <w:rFonts w:hint="eastAsia" w:ascii="微软雅黑" w:hAnsi="微软雅黑" w:eastAsia="微软雅黑" w:cs="微软雅黑"/>
+                <w:sz w:val="18"/>
+                <w:szCs w:val="18"/>
+                <w:lang w:eastAsia="zh-CN"/>
+              </w:rPr>
+            </w:pPr>
+            <w:r>
+              <w:rPr>
                 <w:rFonts w:ascii="Times New Roman" w:hAnsi="Times New Roman" w:eastAsia="微软雅黑" w:cs="Times New Roman"/>
                 <w:sz w:val="21"/>
                 <w:szCs w:val="21"/>
                 <w:lang w:eastAsia="zh-CN"/>
               </w:rPr>
-            </w:pPr>
-            <w:r>
-              <w:rPr>
-                <w:rFonts w:hint="eastAsia" w:ascii="Times New Roman" w:hAnsi="Times New Roman" w:eastAsia="微软雅黑" w:cs="Times New Roman"/>
-                <w:sz w:val="21"/>
-                <w:szCs w:val="21"/>
-                <w:lang w:eastAsia="zh-CN"/>
-              </w:rPr>
-              <w:t>{%tr if gastrointestinalStromalTumor == True %}</w:t>
+              <w:t>详见“化疗药物检测解析”部分</w:t>
             </w:r>
           </w:p>
         </w:tc>
@@ -1394,131 +1515,7 @@
             <w:insideH w:val="none" w:color="auto" w:sz="0" w:space="0"/>
             <w:insideV w:val="none" w:color="auto" w:sz="0" w:space="0"/>
           </w:tblBorders>
-          <w:tblCellMar>
-            <w:top w:w="0" w:type="dxa"/>
-            <w:left w:w="0" w:type="dxa"/>
-            <w:bottom w:w="0" w:type="dxa"/>
-            <w:right w:w="0" w:type="dxa"/>
-          </w:tblCellMar>
-        </w:tblPrEx>
-        <w:trPr>
-          <w:trHeight w:val="397" w:hRule="atLeast"/>
-          <w:jc w:val="center"/>
-        </w:trPr>
-        <w:tc>
-          <w:tcPr>
-            <w:tcW w:w="2166" w:type="pct"/>
-            <w:gridSpan w:val="2"/>
-            <w:tcBorders>
-              <w:top w:val="single" w:color="31849B" w:sz="8" w:space="0"/>
-              <w:bottom w:val="single" w:color="31849B" w:sz="8" w:space="0"/>
-              <w:right w:val="single" w:color="31849B" w:sz="8" w:space="0"/>
-            </w:tcBorders>
-            <w:shd w:val="clear" w:color="auto" w:fill="auto"/>
-            <w:vAlign w:val="center"/>
-          </w:tcPr>
-          <w:p>
-            <w:pPr>
-              <w:pStyle w:val="56"/>
-              <w:keepNext w:val="0"/>
-              <w:keepLines w:val="0"/>
-              <w:pageBreakBefore w:val="0"/>
-              <w:widowControl w:val="0"/>
-              <w:kinsoku/>
-              <w:wordWrap/>
-              <w:overflowPunct/>
-              <w:topLinePunct w:val="0"/>
-              <w:autoSpaceDE/>
-              <w:autoSpaceDN/>
-              <w:bidi w:val="0"/>
-              <w:adjustRightInd w:val="0"/>
-              <w:snapToGrid w:val="0"/>
-              <w:spacing w:line="240" w:lineRule="auto"/>
-              <w:ind w:left="100" w:leftChars="50"/>
-              <w:jc w:val="both"/>
-              <w:textAlignment w:val="auto"/>
-              <w:rPr>
-                <w:rFonts w:ascii="Times New Roman" w:hAnsi="Times New Roman" w:eastAsia="微软雅黑" w:cs="Times New Roman"/>
-                <w:b/>
-                <w:bCs/>
-                <w:sz w:val="21"/>
-                <w:szCs w:val="21"/>
-                <w:lang w:eastAsia="zh-CN"/>
-              </w:rPr>
-            </w:pPr>
-            <w:r>
-              <w:rPr>
-                <w:rFonts w:ascii="Times New Roman" w:hAnsi="Times New Roman" w:eastAsia="微软雅黑" w:cs="Times New Roman"/>
-                <w:b/>
-                <w:bCs/>
-                <w:sz w:val="21"/>
-                <w:szCs w:val="21"/>
-                <w:lang w:eastAsia="zh-CN"/>
-              </w:rPr>
-              <w:t>化疗药物检测</w:t>
-            </w:r>
-          </w:p>
-        </w:tc>
-        <w:tc>
-          <w:tcPr>
-            <w:tcW w:w="2833" w:type="pct"/>
-            <w:tcBorders>
-              <w:top w:val="single" w:color="31849B" w:sz="8" w:space="0"/>
-              <w:left w:val="single" w:color="31849B" w:sz="8" w:space="0"/>
-              <w:bottom w:val="single" w:color="31849B" w:sz="8" w:space="0"/>
-            </w:tcBorders>
-            <w:shd w:val="clear" w:color="auto" w:fill="auto"/>
-            <w:vAlign w:val="center"/>
-          </w:tcPr>
-          <w:p>
-            <w:pPr>
-              <w:pStyle w:val="56"/>
-              <w:keepNext w:val="0"/>
-              <w:keepLines w:val="0"/>
-              <w:pageBreakBefore w:val="0"/>
-              <w:widowControl w:val="0"/>
-              <w:kinsoku/>
-              <w:wordWrap/>
-              <w:overflowPunct/>
-              <w:topLinePunct w:val="0"/>
-              <w:autoSpaceDE/>
-              <w:autoSpaceDN/>
-              <w:bidi w:val="0"/>
-              <w:adjustRightInd w:val="0"/>
-              <w:snapToGrid w:val="0"/>
-              <w:spacing w:line="240" w:lineRule="auto"/>
-              <w:ind w:left="100" w:leftChars="50" w:right="119" w:rightChars="0"/>
-              <w:jc w:val="both"/>
-              <w:textAlignment w:val="auto"/>
-              <w:rPr>
-                <w:rFonts w:hint="eastAsia" w:ascii="微软雅黑" w:hAnsi="微软雅黑" w:eastAsia="微软雅黑" w:cs="微软雅黑"/>
-                <w:sz w:val="18"/>
-                <w:szCs w:val="18"/>
-                <w:lang w:eastAsia="zh-CN"/>
-              </w:rPr>
-            </w:pPr>
-            <w:r>
-              <w:rPr>
-                <w:rFonts w:ascii="Times New Roman" w:hAnsi="Times New Roman" w:eastAsia="微软雅黑" w:cs="Times New Roman"/>
-                <w:sz w:val="21"/>
-                <w:szCs w:val="21"/>
-                <w:lang w:eastAsia="zh-CN"/>
-              </w:rPr>
-              <w:t>详见“化疗药物检测解析”部分</w:t>
-            </w:r>
-          </w:p>
-        </w:tc>
-      </w:tr>
-      <w:tr>
-        <w:tblPrEx>
-          <w:tblBorders>
-            <w:top w:val="none" w:color="auto" w:sz="0" w:space="0"/>
-            <w:left w:val="none" w:color="auto" w:sz="0" w:space="0"/>
-            <w:bottom w:val="none" w:color="auto" w:sz="0" w:space="0"/>
-            <w:right w:val="none" w:color="auto" w:sz="0" w:space="0"/>
-            <w:insideH w:val="none" w:color="auto" w:sz="0" w:space="0"/>
-            <w:insideV w:val="none" w:color="auto" w:sz="0" w:space="0"/>
-          </w:tblBorders>
+          <w:shd w:val="clear" w:color="auto" w:fill="auto"/>
           <w:tblCellMar>
             <w:top w:w="0" w:type="dxa"/>
             <w:left w:w="0" w:type="dxa"/>
@@ -2164,7 +2161,37 @@
                 <w:szCs w:val="21"/>
                 <w:lang w:eastAsia="zh-CN"/>
               </w:rPr>
-              <w:t>{% if it.ori_variantList == [] %}未检测到与用药相关突变{%else%}{% for i in it.ori_variantList %}{%if loop.last%}{{ i }}{%else%}{{ i }}</w:t>
+              <w:t>{% if it.ori_variantList == [] %}未检测到与用药相关突变{%else%}{% for i in it.ori_variantList %}{%if loop.last%}</w:t>
+            </w:r>
+            <w:r>
+              <w:rPr>
+                <w:rFonts w:hint="default" w:ascii="Times New Roman" w:hAnsi="Times New Roman" w:eastAsia="微软雅黑" w:cs="Times New Roman"/>
+                <w:color w:val="FF0000"/>
+                <w:sz w:val="21"/>
+                <w:szCs w:val="21"/>
+                <w:lang w:eastAsia="zh-CN"/>
+              </w:rPr>
+              <w:t>{{ i }}</w:t>
+            </w:r>
+            <w:r>
+              <w:rPr>
+                <w:rFonts w:hint="default" w:ascii="Times New Roman" w:hAnsi="Times New Roman" w:eastAsia="微软雅黑" w:cs="Times New Roman"/>
+                <w:color w:val="262626"/>
+                <w:sz w:val="21"/>
+                <w:szCs w:val="21"/>
+                <w:lang w:eastAsia="zh-CN"/>
+              </w:rPr>
+              <w:t>{%else%}</w:t>
+            </w:r>
+            <w:r>
+              <w:rPr>
+                <w:rFonts w:hint="default" w:ascii="Times New Roman" w:hAnsi="Times New Roman" w:eastAsia="微软雅黑" w:cs="Times New Roman"/>
+                <w:color w:val="FF0000"/>
+                <w:sz w:val="21"/>
+                <w:szCs w:val="21"/>
+                <w:lang w:eastAsia="zh-CN"/>
+              </w:rPr>
+              <w:t>{{ i }}</w:t>
             </w:r>
           </w:p>
           <w:p>
@@ -2223,7 +2250,37 @@
                 <w:szCs w:val="21"/>
                 <w:lang w:eastAsia="zh-CN"/>
               </w:rPr>
-              <w:t>{% if it.mutFreqList == [] %}-{%else%}{% for i in it.mutFreqList %}{%if loop.last%}{{ i }}{%else%}{{ i }}</w:t>
+              <w:t>{% if it.mutFreqList == [] %}-{%else%}{% for i in it.mutFreqList %}{%if loop.last%}</w:t>
+            </w:r>
+            <w:r>
+              <w:rPr>
+                <w:rFonts w:hint="default" w:ascii="Times New Roman" w:hAnsi="Times New Roman" w:eastAsia="微软雅黑" w:cs="Times New Roman"/>
+                <w:color w:val="FF0000"/>
+                <w:sz w:val="21"/>
+                <w:szCs w:val="21"/>
+                <w:lang w:eastAsia="zh-CN"/>
+              </w:rPr>
+              <w:t>{{ i }}</w:t>
+            </w:r>
+            <w:r>
+              <w:rPr>
+                <w:rFonts w:hint="default" w:ascii="Times New Roman" w:hAnsi="Times New Roman" w:eastAsia="微软雅黑" w:cs="Times New Roman"/>
+                <w:color w:val="262626"/>
+                <w:sz w:val="21"/>
+                <w:szCs w:val="21"/>
+                <w:lang w:eastAsia="zh-CN"/>
+              </w:rPr>
+              <w:t>{%else%}</w:t>
+            </w:r>
+            <w:r>
+              <w:rPr>
+                <w:rFonts w:hint="default" w:ascii="Times New Roman" w:hAnsi="Times New Roman" w:eastAsia="微软雅黑" w:cs="Times New Roman"/>
+                <w:color w:val="FF0000"/>
+                <w:sz w:val="21"/>
+                <w:szCs w:val="21"/>
+                <w:lang w:eastAsia="zh-CN"/>
+              </w:rPr>
+              <w:t>{{ i }}</w:t>
             </w:r>
           </w:p>
           <w:p>
@@ -2287,14 +2344,15 @@
               <w:jc w:val="center"/>
               <w:rPr>
                 <w:rFonts w:hint="default" w:ascii="Times New Roman" w:hAnsi="Times New Roman" w:eastAsia="微软雅黑" w:cs="Times New Roman"/>
-                <w:color w:val="000000"/>
-                <w:sz w:val="21"/>
-                <w:szCs w:val="21"/>
-              </w:rPr>
-            </w:pPr>
-            <w:r>
-              <w:rPr>
-                <w:rFonts w:hint="default" w:ascii="Times New Roman" w:hAnsi="Times New Roman" w:eastAsia="微软雅黑" w:cs="Times New Roman"/>
+                <w:color w:val="262626"/>
+                <w:sz w:val="21"/>
+                <w:szCs w:val="21"/>
+              </w:rPr>
+            </w:pPr>
+            <w:r>
+              <w:rPr>
+                <w:rFonts w:hint="default" w:ascii="Times New Roman" w:hAnsi="Times New Roman" w:eastAsia="微软雅黑" w:cs="Times New Roman"/>
+                <w:color w:val="262626"/>
                 <w:sz w:val="21"/>
                 <w:szCs w:val="21"/>
                 <w:lang w:eastAsia="zh-CN"/>
@@ -2314,6 +2372,8 @@
           <w:lang w:eastAsia="zh-CN"/>
         </w:rPr>
       </w:pPr>
+      <w:bookmarkStart w:id="6" w:name="_GoBack"/>
+      <w:bookmarkEnd w:id="6"/>
     </w:p>
     <w:p>
       <w:pPr>
@@ -2896,7 +2956,6 @@
           </w:p>
         </w:tc>
       </w:tr>
-      <w:bookmarkEnd w:id="6"/>
       <w:tr>
         <w:tblPrEx>
           <w:tblBorders>
@@ -4847,7 +4906,6 @@
                 <w:lang w:eastAsia="zh-CN"/>
               </w:rPr>
             </w:pPr>
-            <w:bookmarkStart w:id="7" w:name="_GoBack" w:colFirst="0" w:colLast="6"/>
             <w:r>
               <w:rPr>
                 <w:rFonts w:hint="default" w:ascii="Times New Roman" w:hAnsi="Times New Roman" w:eastAsia="微软雅黑" w:cs="Times New Roman"/>
@@ -5605,7 +5663,7 @@
                 </mc:Choice>
                 <mc:Fallback>
                   <w:pict>
-                    <v:group id="_x0000_s1026" o:spid="_x0000_s1026" o:spt="203" style="position:absolute;left:0pt;margin-left:45.05pt;margin-top:-7.45pt;height:33.8pt;width:303.5pt;z-index:251660288;mso-width-relative:page;mso-height-relative:page;" coordorigin="5067,168435" coordsize="6070,676" o:gfxdata="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">
+                    <v:group id="_x0000_s1026" o:spid="_x0000_s1026" o:spt="203" style="position:absolute;left:0pt;margin-left:45.05pt;margin-top:-7.45pt;height:33.8pt;width:303.5pt;z-index:251660288;mso-width-relative:page;mso-height-relative:page;" coordorigin="5067,168435" coordsize="6070,676" o:gfxdata="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">
                       <o:lock v:ext="edit" aspectratio="f"/>
                       <v:shape id="_x0000_s2449" o:spid="_x0000_s1026" o:spt="75" alt="杜景光  签名1" type="#_x0000_t75" style="position:absolute;left:9623;top:168451;height:661;width:1515;" filled="f" o:preferrelative="t" stroked="f" coordsize="21600,21600" o:gfxdata="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">
                         <v:fill on="f" focussize="0,0"/>

--- a/WebContent/docx/泛癌种86基因检测报告-单样本-简单版.docx
+++ b/WebContent/docx/泛癌种86基因检测报告-单样本-简单版.docx
@@ -342,7 +342,77 @@
                 <w:color w:val="262626"/>
                 <w:sz w:val="20"/>
               </w:rPr>
-              <w:t>基因检测</w:t>
+              <w:t>基因检测{% if summaryOfRresults.type == “tissue” %}</w:t>
+            </w:r>
+            <w:r>
+              <w:rPr>
+                <w:rFonts w:hint="eastAsia" w:ascii="微软雅黑" w:hAnsi="微软雅黑" w:eastAsia="微软雅黑" w:cs="Times New Roman"/>
+                <w:color w:val="262626"/>
+                <w:sz w:val="20"/>
+                <w:lang w:eastAsia="zh-CN"/>
+              </w:rPr>
+              <w:t>（</w:t>
+            </w:r>
+            <w:r>
+              <w:rPr>
+                <w:rFonts w:hint="eastAsia" w:ascii="微软雅黑" w:hAnsi="微软雅黑" w:eastAsia="微软雅黑" w:cs="Times New Roman"/>
+                <w:color w:val="262626"/>
+                <w:sz w:val="20"/>
+                <w:lang w:val="en-US" w:eastAsia="zh-CN"/>
+              </w:rPr>
+              <w:t>组织</w:t>
+            </w:r>
+            <w:r>
+              <w:rPr>
+                <w:rFonts w:hint="eastAsia" w:ascii="微软雅黑" w:hAnsi="微软雅黑" w:eastAsia="微软雅黑" w:cs="Times New Roman"/>
+                <w:color w:val="262626"/>
+                <w:sz w:val="20"/>
+                <w:lang w:eastAsia="zh-CN"/>
+              </w:rPr>
+              <w:t>）</w:t>
+            </w:r>
+            <w:r>
+              <w:rPr>
+                <w:rFonts w:hint="eastAsia" w:ascii="微软雅黑" w:hAnsi="微软雅黑" w:eastAsia="微软雅黑" w:cs="Times New Roman"/>
+                <w:color w:val="262626"/>
+                <w:sz w:val="20"/>
+              </w:rPr>
+              <w:t>{% else %}</w:t>
+            </w:r>
+            <w:r>
+              <w:rPr>
+                <w:rFonts w:hint="eastAsia" w:ascii="微软雅黑" w:hAnsi="微软雅黑" w:eastAsia="微软雅黑" w:cs="Times New Roman"/>
+                <w:color w:val="262626"/>
+                <w:sz w:val="20"/>
+                <w:lang w:eastAsia="zh-CN"/>
+              </w:rPr>
+              <w:t>（</w:t>
+            </w:r>
+            <w:r>
+              <w:rPr>
+                <w:rFonts w:hint="eastAsia" w:ascii="微软雅黑" w:hAnsi="微软雅黑" w:eastAsia="微软雅黑" w:cs="Times New Roman"/>
+                <w:color w:val="262626"/>
+                <w:sz w:val="20"/>
+                <w:lang w:val="en-US" w:eastAsia="zh-CN"/>
+              </w:rPr>
+              <w:t>血液</w:t>
+            </w:r>
+            <w:r>
+              <w:rPr>
+                <w:rFonts w:hint="eastAsia" w:ascii="微软雅黑" w:hAnsi="微软雅黑" w:eastAsia="微软雅黑" w:cs="Times New Roman"/>
+                <w:color w:val="262626"/>
+                <w:sz w:val="20"/>
+                <w:lang w:eastAsia="zh-CN"/>
+              </w:rPr>
+              <w:t>）</w:t>
+            </w:r>
+            <w:r>
+              <w:rPr>
+                <w:rFonts w:hint="eastAsia" w:ascii="微软雅黑" w:hAnsi="微软雅黑" w:eastAsia="微软雅黑" w:cs="Times New Roman"/>
+                <w:color w:val="262626"/>
+                <w:sz w:val="20"/>
+              </w:rPr>
+              <w:t>{% endif %}</w:t>
             </w:r>
           </w:p>
         </w:tc>
@@ -386,8 +456,8 @@
               <w:adjustRightInd w:val="0"/>
               <w:snapToGrid w:val="0"/>
               <w:rPr>
-                <w:rFonts w:hint="default"/>
-                <w:lang w:val="en-US"/>
+                <w:rFonts w:hint="eastAsia" w:eastAsia="微软雅黑"/>
+                <w:lang w:val="en-US" w:eastAsia="zh-CN"/>
               </w:rPr>
             </w:pPr>
             <w:r>
@@ -405,6 +475,15 @@
                 <w:sz w:val="20"/>
               </w:rPr>
               <w:t>：{{ age }}</w:t>
+            </w:r>
+            <w:r>
+              <w:rPr>
+                <w:rFonts w:hint="eastAsia" w:cs="Malgun Gothic Semilight"/>
+                <w:color w:val="262626"/>
+                <w:sz w:val="20"/>
+                <w:lang w:val="en-US" w:eastAsia="zh-CN"/>
+              </w:rPr>
+              <w:t>岁</w:t>
             </w:r>
           </w:p>
         </w:tc>
@@ -791,8 +870,8 @@
           <w:szCs w:val="44"/>
         </w:rPr>
       </w:pPr>
-      <w:bookmarkStart w:id="1" w:name="_Toc149837254"/>
-      <w:bookmarkStart w:id="2" w:name="_Toc26933"/>
+      <w:bookmarkStart w:id="1" w:name="_Toc26933"/>
+      <w:bookmarkStart w:id="2" w:name="_Toc149837254"/>
       <w:r>
         <w:rPr>
           <w:rFonts w:hint="eastAsia" w:ascii="微软雅黑" w:hAnsi="微软雅黑" w:cs="Times New Roman"/>
@@ -847,6 +926,12 @@
             <w:insideV w:val="none" w:color="auto" w:sz="0" w:space="0"/>
           </w:tblBorders>
           <w:shd w:val="clear" w:color="auto" w:fill="auto"/>
+          <w:tblCellMar>
+            <w:top w:w="0" w:type="dxa"/>
+            <w:left w:w="0" w:type="dxa"/>
+            <w:bottom w:w="0" w:type="dxa"/>
+            <w:right w:w="0" w:type="dxa"/>
+          </w:tblCellMar>
         </w:tblPrEx>
         <w:trPr>
           <w:trHeight w:val="488" w:hRule="atLeast"/>
@@ -898,8 +983,8 @@
               </w:rPr>
             </w:pPr>
             <w:bookmarkStart w:id="3" w:name="_Toc149837255"/>
-            <w:bookmarkStart w:id="4" w:name="_Toc21059"/>
-            <w:bookmarkStart w:id="5" w:name="_Toc30402"/>
+            <w:bookmarkStart w:id="4" w:name="_Toc30402"/>
+            <w:bookmarkStart w:id="5" w:name="_Toc21059"/>
             <w:r>
               <w:rPr>
                 <w:rFonts w:hint="eastAsia"/>
@@ -995,6 +1080,7 @@
             <w:insideH w:val="none" w:color="auto" w:sz="0" w:space="0"/>
             <w:insideV w:val="none" w:color="auto" w:sz="0" w:space="0"/>
           </w:tblBorders>
+          <w:shd w:val="clear" w:color="auto" w:fill="auto"/>
           <w:tblCellMar>
             <w:top w:w="0" w:type="dxa"/>
             <w:left w:w="0" w:type="dxa"/>
@@ -1390,6 +1476,7 @@
             <w:insideH w:val="none" w:color="auto" w:sz="0" w:space="0"/>
             <w:insideV w:val="none" w:color="auto" w:sz="0" w:space="0"/>
           </w:tblBorders>
+          <w:shd w:val="clear" w:color="auto" w:fill="auto"/>
           <w:tblCellMar>
             <w:top w:w="0" w:type="dxa"/>
             <w:left w:w="0" w:type="dxa"/>
@@ -1587,6 +1674,7 @@
             <w:insideH w:val="none" w:color="auto" w:sz="0" w:space="0"/>
             <w:insideV w:val="none" w:color="auto" w:sz="0" w:space="0"/>
           </w:tblBorders>
+          <w:shd w:val="clear" w:color="auto" w:fill="auto"/>
           <w:tblCellMar>
             <w:top w:w="0" w:type="dxa"/>
             <w:left w:w="0" w:type="dxa"/>
@@ -2372,8 +2460,6 @@
           <w:lang w:eastAsia="zh-CN"/>
         </w:rPr>
       </w:pPr>
-      <w:bookmarkStart w:id="6" w:name="_GoBack"/>
-      <w:bookmarkEnd w:id="6"/>
     </w:p>
     <w:p>
       <w:pPr>
@@ -5471,21 +5557,77 @@
     </w:p>
     <w:p>
       <w:pPr>
-        <w:pStyle w:val="7"/>
-        <w:widowControl w:val="0"/>
         <w:numPr>
           <w:ilvl w:val="0"/>
           <w:numId w:val="0"/>
         </w:numPr>
-        <w:tabs>
-          <w:tab w:val="left" w:pos="295"/>
-        </w:tabs>
-        <w:adjustRightInd w:val="0"/>
-        <w:snapToGrid w:val="0"/>
+        <w:ind w:leftChars="0"/>
+        <w:rPr>
+          <w:rFonts w:hint="eastAsia" w:ascii="Times New Roman" w:hAnsi="Times New Roman" w:eastAsia="微软雅黑" w:cs="Times New Roman"/>
+          <w:color w:val="262626"/>
+          <w:sz w:val="21"/>
+          <w:szCs w:val="21"/>
+          <w:lang w:eastAsia="zh-CN"/>
+        </w:rPr>
+      </w:pPr>
+      <w:r>
+        <w:rPr>
+          <w:rFonts w:hint="eastAsia" w:ascii="Times New Roman" w:hAnsi="Times New Roman" w:eastAsia="微软雅黑" w:cs="Times New Roman"/>
+          <w:sz w:val="21"/>
+          <w:szCs w:val="21"/>
+          <w:lang w:eastAsia="zh-CN"/>
+        </w:rPr>
+        <w:t xml:space="preserve">{% if testedby == </w:t>
+      </w:r>
+      <w:r>
         <w:rPr>
           <w:rFonts w:ascii="Times New Roman" w:hAnsi="Times New Roman" w:eastAsia="微软雅黑" w:cs="Times New Roman"/>
-          <w:bCs/>
-          <w:shd w:val="clear" w:color="auto" w:fill="FFFFFF"/>
+          <w:sz w:val="21"/>
+          <w:szCs w:val="21"/>
+          <w:lang w:eastAsia="zh-CN"/>
+        </w:rPr>
+        <w:t>“</w:t>
+      </w:r>
+      <w:r>
+        <w:rPr>
+          <w:rFonts w:hint="eastAsia" w:ascii="Times New Roman" w:hAnsi="Times New Roman" w:eastAsia="微软雅黑" w:cs="Times New Roman"/>
+          <w:sz w:val="21"/>
+          <w:szCs w:val="21"/>
+          <w:lang w:eastAsia="zh-CN"/>
+        </w:rPr>
+        <w:t>1</w:t>
+      </w:r>
+      <w:r>
+        <w:rPr>
+          <w:rFonts w:ascii="Times New Roman" w:hAnsi="Times New Roman" w:eastAsia="微软雅黑" w:cs="Times New Roman"/>
+          <w:sz w:val="21"/>
+          <w:szCs w:val="21"/>
+          <w:lang w:eastAsia="zh-CN"/>
+        </w:rPr>
+        <w:t>”</w:t>
+      </w:r>
+      <w:r>
+        <w:rPr>
+          <w:rFonts w:hint="eastAsia" w:ascii="Times New Roman" w:hAnsi="Times New Roman" w:eastAsia="微软雅黑" w:cs="Times New Roman"/>
+          <w:sz w:val="21"/>
+          <w:szCs w:val="21"/>
+          <w:lang w:eastAsia="zh-CN"/>
+        </w:rPr>
+        <w:t xml:space="preserve"> %}</w:t>
+      </w:r>
+    </w:p>
+    <w:p>
+      <w:pPr>
+        <w:numPr>
+          <w:ilvl w:val="0"/>
+          <w:numId w:val="0"/>
+        </w:numPr>
+        <w:ind w:leftChars="0"/>
+        <w:rPr>
+          <w:rFonts w:hint="eastAsia" w:ascii="Times New Roman" w:hAnsi="Times New Roman" w:eastAsia="微软雅黑" w:cs="Times New Roman"/>
+          <w:color w:val="262626"/>
+          <w:sz w:val="18"/>
+          <w:szCs w:val="18"/>
           <w:lang w:eastAsia="zh-CN"/>
         </w:rPr>
       </w:pPr>
@@ -5549,15 +5691,21 @@
             <w:vAlign w:val="top"/>
           </w:tcPr>
           <w:p>
+            <w:pPr>
+              <w:rPr>
+                <w:color w:val="262626"/>
+              </w:rPr>
+            </w:pPr>
             <w:r>
               <w:rPr>
                 <w:rFonts w:hint="eastAsia"/>
+                <w:color w:val="262626"/>
               </w:rPr>
               <w:t>检测者：</w:t>
             </w:r>
             <w:r>
               <w:rPr>
-                <w:sz w:val="28"/>
+                <w:sz w:val="22"/>
               </w:rPr>
               <mc:AlternateContent>
                 <mc:Choice Requires="wpg">
@@ -5565,15 +5713,15 @@
                     <wp:anchor distT="0" distB="0" distL="114300" distR="114300" simplePos="0" relativeHeight="251660288" behindDoc="0" locked="0" layoutInCell="1" allowOverlap="1">
                       <wp:simplePos x="0" y="0"/>
                       <wp:positionH relativeFrom="column">
-                        <wp:posOffset>572135</wp:posOffset>
+                        <wp:posOffset>661035</wp:posOffset>
                       </wp:positionH>
                       <wp:positionV relativeFrom="paragraph">
-                        <wp:posOffset>-94615</wp:posOffset>
+                        <wp:posOffset>-88265</wp:posOffset>
                       </wp:positionV>
-                      <wp:extent cx="3854450" cy="429260"/>
-                      <wp:effectExtent l="0" t="0" r="1270" b="12700"/>
+                      <wp:extent cx="3409950" cy="360045"/>
+                      <wp:effectExtent l="0" t="0" r="0" b="5715"/>
                       <wp:wrapNone/>
-                      <wp:docPr id="8" name="组合 8"/>
+                      <wp:docPr id="12" name="组合 12"/>
                       <wp:cNvGraphicFramePr/>
                       <a:graphic xmlns:a="http://schemas.openxmlformats.org/drawingml/2006/main">
                         <a:graphicData uri="http://schemas.microsoft.com/office/word/2010/wordprocessingGroup">
@@ -5582,14 +5730,14 @@
                             <wpg:grpSpPr>
                               <a:xfrm>
                                 <a:off x="0" y="0"/>
-                                <a:ext cx="3854450" cy="429260"/>
-                                <a:chOff x="5067" y="168435"/>
-                                <a:chExt cx="6070" cy="676"/>
+                                <a:ext cx="3409950" cy="360045"/>
+                                <a:chOff x="9632" y="12252"/>
+                                <a:chExt cx="5370" cy="567"/>
                               </a:xfrm>
                             </wpg:grpSpPr>
                             <pic:pic xmlns:pic="http://schemas.openxmlformats.org/drawingml/2006/picture">
                               <pic:nvPicPr>
-                                <pic:cNvPr id="10" name="_x0000_s2449" descr="杜景光  签名1"/>
+                                <pic:cNvPr id="16" name="图片 6" descr="蔡冬雪"/>
                                 <pic:cNvPicPr>
                                   <a:picLocks noChangeAspect="1"/>
                                 </pic:cNvPicPr>
@@ -5598,10 +5746,51 @@
                                 <a:blip r:embed="rId6">
                                   <a:clrChange>
                                     <a:clrFrom>
-                                      <a:srgbClr val="FDFDFD"/>
+                                      <a:srgbClr val="FFFFFF">
+                                        <a:alpha val="100000"/>
+                                      </a:srgbClr>
                                     </a:clrFrom>
                                     <a:clrTo>
-                                      <a:srgbClr val="FDFDFD">
+                                      <a:srgbClr val="FFFFFF">
+                                        <a:alpha val="100000"/>
+                                        <a:alpha val="0"/>
+                                      </a:srgbClr>
+                                    </a:clrTo>
+                                  </a:clrChange>
+                                </a:blip>
+                                <a:srcRect l="18656" t="33322" r="18897" b="26699"/>
+                                <a:stretch>
+                                  <a:fillRect/>
+                                </a:stretch>
+                              </pic:blipFill>
+                              <pic:spPr>
+                                <a:xfrm>
+                                  <a:off x="9632" y="12347"/>
+                                  <a:ext cx="1010" cy="454"/>
+                                </a:xfrm>
+                                <a:prstGeom prst="rect">
+                                  <a:avLst/>
+                                </a:prstGeom>
+                              </pic:spPr>
+                            </pic:pic>
+                            <pic:pic xmlns:pic="http://schemas.openxmlformats.org/drawingml/2006/picture">
+                              <pic:nvPicPr>
+                                <pic:cNvPr id="13" name="图片 4" descr="王建丽"/>
+                                <pic:cNvPicPr>
+                                  <a:picLocks noChangeAspect="1"/>
+                                </pic:cNvPicPr>
+                              </pic:nvPicPr>
+                              <pic:blipFill>
+                                <a:blip r:embed="rId7">
+                                  <a:clrChange>
+                                    <a:clrFrom>
+                                      <a:srgbClr val="FFFFFF">
+                                        <a:alpha val="100000"/>
+                                      </a:srgbClr>
+                                    </a:clrFrom>
+                                    <a:clrTo>
+                                      <a:srgbClr val="FFFFFF">
+                                        <a:alpha val="100000"/>
                                         <a:alpha val="0"/>
                                       </a:srgbClr>
                                     </a:clrTo>
@@ -5613,42 +5802,8 @@
                               </pic:blipFill>
                               <pic:spPr>
                                 <a:xfrm>
-                                  <a:off x="9623" y="168451"/>
-                                  <a:ext cx="1515" cy="661"/>
-                                </a:xfrm>
-                                <a:prstGeom prst="rect">
-                                  <a:avLst/>
-                                </a:prstGeom>
-                              </pic:spPr>
-                            </pic:pic>
-                            <pic:pic xmlns:pic="http://schemas.openxmlformats.org/drawingml/2006/picture">
-                              <pic:nvPicPr>
-                                <pic:cNvPr id="9" name="_x0000_s2450" descr="林俊雯 签名1"/>
-                                <pic:cNvPicPr>
-                                  <a:picLocks noChangeAspect="1"/>
-                                </pic:cNvPicPr>
-                              </pic:nvPicPr>
-                              <pic:blipFill>
-                                <a:blip r:embed="rId7">
-                                  <a:clrChange>
-                                    <a:clrFrom>
-                                      <a:srgbClr val="FFFFFF"/>
-                                    </a:clrFrom>
-                                    <a:clrTo>
-                                      <a:srgbClr val="FFFFFF">
-                                        <a:alpha val="0"/>
-                                      </a:srgbClr>
-                                    </a:clrTo>
-                                  </a:clrChange>
-                                </a:blip>
-                                <a:stretch>
-                                  <a:fillRect/>
-                                </a:stretch>
-                              </pic:blipFill>
-                              <pic:spPr>
-                                <a:xfrm>
-                                  <a:off x="5067" y="168435"/>
-                                  <a:ext cx="1432" cy="636"/>
+                                  <a:off x="14002" y="12252"/>
+                                  <a:ext cx="1000" cy="567"/>
                                 </a:xfrm>
                                 <a:prstGeom prst="rect">
                                   <a:avLst/>
@@ -5663,15 +5818,15 @@
                 </mc:Choice>
                 <mc:Fallback>
                   <w:pict>
-                    <v:group id="_x0000_s1026" o:spid="_x0000_s1026" o:spt="203" style="position:absolute;left:0pt;margin-left:45.05pt;margin-top:-7.45pt;height:33.8pt;width:303.5pt;z-index:251660288;mso-width-relative:page;mso-height-relative:page;" coordorigin="5067,168435" coordsize="6070,676" o:gfxdata="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">
+                    <v:group id="_x0000_s1026" o:spid="_x0000_s1026" o:spt="203" style="position:absolute;left:0pt;margin-left:52.05pt;margin-top:-6.95pt;height:28.35pt;width:268.5pt;z-index:251660288;mso-width-relative:page;mso-height-relative:page;" coordorigin="9632,12252" coordsize="5370,567" o:gfxdata="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">
                       <o:lock v:ext="edit" aspectratio="f"/>
-                      <v:shape id="_x0000_s2449" o:spid="_x0000_s1026" o:spt="75" alt="杜景光  签名1" type="#_x0000_t75" style="position:absolute;left:9623;top:168451;height:661;width:1515;" filled="f" o:preferrelative="t" stroked="f" coordsize="21600,21600" o:gfxdata="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">
+                      <v:shape id="图片 6" o:spid="_x0000_s1026" o:spt="75" alt="蔡冬雪" type="#_x0000_t75" style="position:absolute;left:9632;top:12347;height:454;width:1010;" filled="f" o:preferrelative="t" stroked="f" coordsize="21600,21600" o:gfxdata="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">
                         <v:fill on="f" focussize="0,0"/>
                         <v:stroke on="f"/>
-                        <v:imagedata r:id="rId6" chromakey="#FDFDFD" o:title=""/>
+                        <v:imagedata r:id="rId6" cropleft="12226f" croptop="21838f" cropright="12384f" cropbottom="17497f" chromakey="#FFFFFF" o:title=""/>
                         <o:lock v:ext="edit" aspectratio="t"/>
                       </v:shape>
-                      <v:shape id="_x0000_s2450" o:spid="_x0000_s1026" o:spt="75" alt="林俊雯 签名1" type="#_x0000_t75" style="position:absolute;left:5067;top:168435;height:636;width:1432;" filled="f" o:preferrelative="t" stroked="f" coordsize="21600,21600" o:gfxdata="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">
+                      <v:shape id="图片 4" o:spid="_x0000_s1026" o:spt="75" alt="王建丽" type="#_x0000_t75" style="position:absolute;left:14002;top:12252;height:567;width:1000;" filled="f" o:preferrelative="t" stroked="f" coordsize="21600,21600" o:gfxdata="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">
                         <v:fill on="f" focussize="0,0"/>
                         <v:stroke on="f"/>
                         <v:imagedata r:id="rId7" chromakey="#FFFFFF" o:title=""/>
@@ -5697,9 +5852,15 @@
             <w:vAlign w:val="top"/>
           </w:tcPr>
           <w:p>
+            <w:pPr>
+              <w:rPr>
+                <w:color w:val="262626"/>
+              </w:rPr>
+            </w:pPr>
             <w:r>
               <w:rPr>
                 <w:rFonts w:hint="eastAsia"/>
+                <w:color w:val="262626"/>
               </w:rPr>
               <w:t>审核者：</w:t>
             </w:r>
@@ -5744,12 +5905,14 @@
             <w:pPr>
               <w:rPr>
                 <w:rFonts w:hint="default" w:eastAsia="微软雅黑"/>
+                <w:color w:val="262626"/>
                 <w:lang w:val="en-US" w:eastAsia="zh-CN"/>
               </w:rPr>
             </w:pPr>
             <w:r>
               <w:rPr>
                 <w:rFonts w:hint="eastAsia"/>
+                <w:color w:val="262626"/>
                 <w:lang w:val="en-US" w:eastAsia="zh-CN"/>
               </w:rPr>
               <w:t>报告</w:t>
@@ -5757,12 +5920,14 @@
             <w:r>
               <w:rPr>
                 <w:rFonts w:hint="eastAsia"/>
+                <w:color w:val="262626"/>
               </w:rPr>
               <w:t>时间</w:t>
             </w:r>
             <w:r>
               <w:rPr>
                 <w:rFonts w:hint="eastAsia" w:cs="Malgun Gothic Semilight"/>
+                <w:color w:val="262626"/>
               </w:rPr>
               <w:t>：{{ reportdate }}</w:t>
             </w:r>
@@ -5770,6 +5935,411 @@
         </w:tc>
       </w:tr>
     </w:tbl>
+    <w:p>
+      <w:pPr>
+        <w:widowControl/>
+        <w:rPr>
+          <w:rFonts w:ascii="Times New Roman" w:hAnsi="Times New Roman" w:eastAsia="微软雅黑" w:cs="Times New Roman"/>
+          <w:b/>
+          <w:bCs/>
+          <w:color w:val="0070C0"/>
+          <w:sz w:val="21"/>
+          <w:szCs w:val="21"/>
+          <w:lang w:eastAsia="zh-CN"/>
+        </w:rPr>
+      </w:pPr>
+      <w:r>
+        <w:rPr>
+          <w:rFonts w:hint="eastAsia" w:ascii="Times New Roman" w:hAnsi="Times New Roman" w:eastAsia="微软雅黑" w:cs="Times New Roman"/>
+          <w:sz w:val="21"/>
+          <w:szCs w:val="21"/>
+          <w:lang w:eastAsia="zh-CN"/>
+        </w:rPr>
+        <w:t xml:space="preserve">{% endif %}{% if testedby == </w:t>
+      </w:r>
+      <w:r>
+        <w:rPr>
+          <w:rFonts w:ascii="Times New Roman" w:hAnsi="Times New Roman" w:eastAsia="微软雅黑" w:cs="Times New Roman"/>
+          <w:sz w:val="21"/>
+          <w:szCs w:val="21"/>
+          <w:lang w:eastAsia="zh-CN"/>
+        </w:rPr>
+        <w:t>“</w:t>
+      </w:r>
+      <w:r>
+        <w:rPr>
+          <w:rFonts w:hint="eastAsia" w:ascii="Times New Roman" w:hAnsi="Times New Roman" w:eastAsia="微软雅黑" w:cs="Times New Roman"/>
+          <w:sz w:val="21"/>
+          <w:szCs w:val="21"/>
+          <w:lang w:eastAsia="zh-CN"/>
+        </w:rPr>
+        <w:t>2</w:t>
+      </w:r>
+      <w:r>
+        <w:rPr>
+          <w:rFonts w:ascii="Times New Roman" w:hAnsi="Times New Roman" w:eastAsia="微软雅黑" w:cs="Times New Roman"/>
+          <w:sz w:val="21"/>
+          <w:szCs w:val="21"/>
+          <w:lang w:eastAsia="zh-CN"/>
+        </w:rPr>
+        <w:t>”</w:t>
+      </w:r>
+      <w:r>
+        <w:rPr>
+          <w:rFonts w:hint="eastAsia" w:ascii="Times New Roman" w:hAnsi="Times New Roman" w:eastAsia="微软雅黑" w:cs="Times New Roman"/>
+          <w:sz w:val="21"/>
+          <w:szCs w:val="21"/>
+          <w:lang w:eastAsia="zh-CN"/>
+        </w:rPr>
+        <w:t xml:space="preserve"> %}</w:t>
+      </w:r>
+    </w:p>
+    <w:p>
+      <w:pPr>
+        <w:widowControl/>
+        <w:rPr>
+          <w:rFonts w:ascii="Times New Roman" w:hAnsi="Times New Roman" w:eastAsia="微软雅黑" w:cs="Times New Roman"/>
+          <w:b/>
+          <w:bCs/>
+          <w:color w:val="0070C0"/>
+          <w:sz w:val="28"/>
+          <w:szCs w:val="28"/>
+          <w:lang w:eastAsia="zh-CN"/>
+        </w:rPr>
+      </w:pPr>
+    </w:p>
+    <w:tbl>
+      <w:tblPr>
+        <w:tblStyle w:val="15"/>
+        <w:tblW w:w="9781" w:type="dxa"/>
+        <w:jc w:val="center"/>
+        <w:tblBorders>
+          <w:top w:val="single" w:color="31849B" w:sz="4" w:space="0"/>
+          <w:left w:val="none" w:color="auto" w:sz="0" w:space="0"/>
+          <w:bottom w:val="single" w:color="31849B" w:sz="4" w:space="0"/>
+          <w:right w:val="none" w:color="auto" w:sz="0" w:space="0"/>
+          <w:insideH w:val="single" w:color="31849B" w:sz="4" w:space="0"/>
+          <w:insideV w:val="single" w:color="31849B" w:sz="4" w:space="0"/>
+        </w:tblBorders>
+        <w:tblLayout w:type="fixed"/>
+        <w:tblCellMar>
+          <w:top w:w="113" w:type="dxa"/>
+          <w:left w:w="108" w:type="dxa"/>
+          <w:bottom w:w="113" w:type="dxa"/>
+          <w:right w:w="108" w:type="dxa"/>
+        </w:tblCellMar>
+      </w:tblPr>
+      <w:tblGrid>
+        <w:gridCol w:w="4536"/>
+        <w:gridCol w:w="5245"/>
+      </w:tblGrid>
+      <w:tr>
+        <w:tblPrEx>
+          <w:tblBorders>
+            <w:top w:val="single" w:color="31849B" w:sz="4" w:space="0"/>
+            <w:left w:val="none" w:color="auto" w:sz="0" w:space="0"/>
+            <w:bottom w:val="single" w:color="31849B" w:sz="4" w:space="0"/>
+            <w:right w:val="none" w:color="auto" w:sz="0" w:space="0"/>
+            <w:insideH w:val="single" w:color="31849B" w:sz="4" w:space="0"/>
+            <w:insideV w:val="single" w:color="31849B" w:sz="4" w:space="0"/>
+          </w:tblBorders>
+          <w:tblCellMar>
+            <w:top w:w="113" w:type="dxa"/>
+            <w:left w:w="108" w:type="dxa"/>
+            <w:bottom w:w="113" w:type="dxa"/>
+            <w:right w:w="108" w:type="dxa"/>
+          </w:tblCellMar>
+        </w:tblPrEx>
+        <w:trPr>
+          <w:trHeight w:val="227" w:hRule="atLeast"/>
+          <w:jc w:val="center"/>
+        </w:trPr>
+        <w:tc>
+          <w:tcPr>
+            <w:tcW w:w="4536" w:type="dxa"/>
+            <w:shd w:val="clear" w:color="auto" w:fill="auto"/>
+            <w:tcMar>
+              <w:top w:w="28" w:type="dxa"/>
+              <w:left w:w="108" w:type="dxa"/>
+              <w:bottom w:w="28" w:type="dxa"/>
+              <w:right w:w="108" w:type="dxa"/>
+            </w:tcMar>
+            <w:vAlign w:val="top"/>
+          </w:tcPr>
+          <w:p>
+            <w:pPr>
+              <w:rPr>
+                <w:color w:val="262626"/>
+              </w:rPr>
+            </w:pPr>
+            <w:r>
+              <w:rPr>
+                <w:rFonts w:hint="eastAsia"/>
+                <w:color w:val="262626"/>
+              </w:rPr>
+              <w:t>检测者：</w:t>
+            </w:r>
+            <w:bookmarkStart w:id="6" w:name="_GoBack"/>
+            <w:r>
+              <w:rPr>
+                <w:sz w:val="24"/>
+              </w:rPr>
+              <mc:AlternateContent>
+                <mc:Choice Requires="wpg">
+                  <w:drawing>
+                    <wp:anchor distT="0" distB="0" distL="114300" distR="114300" simplePos="0" relativeHeight="251661312" behindDoc="0" locked="0" layoutInCell="1" allowOverlap="1">
+                      <wp:simplePos x="0" y="0"/>
+                      <wp:positionH relativeFrom="column">
+                        <wp:posOffset>619760</wp:posOffset>
+                      </wp:positionH>
+                      <wp:positionV relativeFrom="paragraph">
+                        <wp:posOffset>-96520</wp:posOffset>
+                      </wp:positionV>
+                      <wp:extent cx="3439795" cy="431800"/>
+                      <wp:effectExtent l="0" t="0" r="0" b="0"/>
+                      <wp:wrapNone/>
+                      <wp:docPr id="17" name="组合 17"/>
+                      <wp:cNvGraphicFramePr/>
+                      <a:graphic xmlns:a="http://schemas.openxmlformats.org/drawingml/2006/main">
+                        <a:graphicData uri="http://schemas.microsoft.com/office/word/2010/wordprocessingGroup">
+                          <wpg:wgp>
+                            <wpg:cNvGrpSpPr/>
+                            <wpg:grpSpPr>
+                              <a:xfrm>
+                                <a:off x="0" y="0"/>
+                                <a:ext cx="3439795" cy="431800"/>
+                                <a:chOff x="9633" y="114512"/>
+                                <a:chExt cx="5417" cy="680"/>
+                              </a:xfrm>
+                            </wpg:grpSpPr>
+                            <pic:pic xmlns:pic="http://schemas.openxmlformats.org/drawingml/2006/picture">
+                              <pic:nvPicPr>
+                                <pic:cNvPr id="15" name="图片 1"/>
+                                <pic:cNvPicPr>
+                                  <a:picLocks noChangeAspect="1"/>
+                                </pic:cNvPicPr>
+                              </pic:nvPicPr>
+                              <pic:blipFill>
+                                <a:blip r:embed="rId8">
+                                  <a:clrChange>
+                                    <a:clrFrom>
+                                      <a:srgbClr val="FFFFFF">
+                                        <a:alpha val="100000"/>
+                                      </a:srgbClr>
+                                    </a:clrFrom>
+                                    <a:clrTo>
+                                      <a:srgbClr val="FFFFFF">
+                                        <a:alpha val="100000"/>
+                                        <a:alpha val="0"/>
+                                      </a:srgbClr>
+                                    </a:clrTo>
+                                  </a:clrChange>
+                                </a:blip>
+                                <a:srcRect l="10922" t="11667"/>
+                                <a:stretch>
+                                  <a:fillRect/>
+                                </a:stretch>
+                              </pic:blipFill>
+                              <pic:spPr>
+                                <a:xfrm>
+                                  <a:off x="9633" y="114512"/>
+                                  <a:ext cx="1262" cy="680"/>
+                                </a:xfrm>
+                                <a:prstGeom prst="rect">
+                                  <a:avLst/>
+                                </a:prstGeom>
+                                <a:noFill/>
+                                <a:ln>
+                                  <a:noFill/>
+                                </a:ln>
+                              </pic:spPr>
+                            </pic:pic>
+                            <pic:pic xmlns:pic="http://schemas.openxmlformats.org/drawingml/2006/picture">
+                              <pic:nvPicPr>
+                                <pic:cNvPr id="11" name="图片 11" descr="王建丽"/>
+                                <pic:cNvPicPr>
+                                  <a:picLocks noChangeAspect="1"/>
+                                </pic:cNvPicPr>
+                              </pic:nvPicPr>
+                              <pic:blipFill>
+                                <a:blip r:embed="rId7">
+                                  <a:clrChange>
+                                    <a:clrFrom>
+                                      <a:srgbClr val="FFFFFF">
+                                        <a:alpha val="100000"/>
+                                      </a:srgbClr>
+                                    </a:clrFrom>
+                                    <a:clrTo>
+                                      <a:srgbClr val="FFFFFF">
+                                        <a:alpha val="100000"/>
+                                        <a:alpha val="0"/>
+                                      </a:srgbClr>
+                                    </a:clrTo>
+                                  </a:clrChange>
+                                </a:blip>
+                                <a:stretch>
+                                  <a:fillRect/>
+                                </a:stretch>
+                              </pic:blipFill>
+                              <pic:spPr>
+                                <a:xfrm>
+                                  <a:off x="14048" y="114524"/>
+                                  <a:ext cx="1002" cy="567"/>
+                                </a:xfrm>
+                                <a:prstGeom prst="rect">
+                                  <a:avLst/>
+                                </a:prstGeom>
+                              </pic:spPr>
+                            </pic:pic>
+                          </wpg:wgp>
+                        </a:graphicData>
+                      </a:graphic>
+                    </wp:anchor>
+                  </w:drawing>
+                </mc:Choice>
+                <mc:Fallback>
+                  <w:pict>
+                    <v:group id="_x0000_s1026" o:spid="_x0000_s1026" o:spt="203" style="position:absolute;left:0pt;margin-left:48.8pt;margin-top:-7.6pt;height:34pt;width:270.85pt;z-index:251661312;mso-width-relative:page;mso-height-relative:page;" coordorigin="9633,114512" coordsize="5417,680" o:gfxdata="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">
+                      <o:lock v:ext="edit" aspectratio="f"/>
+                      <v:shape id="图片 1" o:spid="_x0000_s1026" o:spt="75" type="#_x0000_t75" style="position:absolute;left:9633;top:114512;height:680;width:1262;" filled="f" o:preferrelative="t" stroked="f" coordsize="21600,21600" o:gfxdata="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">
+                        <v:fill on="f" focussize="0,0"/>
+                        <v:stroke on="f"/>
+                        <v:imagedata r:id="rId8" cropleft="7158f" croptop="7646f" chromakey="#FFFFFF" o:title=""/>
+                        <o:lock v:ext="edit" aspectratio="t"/>
+                      </v:shape>
+                      <v:shape id="_x0000_s1026" o:spid="_x0000_s1026" o:spt="75" alt="王建丽" type="#_x0000_t75" style="position:absolute;left:14048;top:114524;height:567;width:1002;" filled="f" o:preferrelative="t" stroked="f" coordsize="21600,21600" o:gfxdata="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">
+                        <v:fill on="f" focussize="0,0"/>
+                        <v:stroke on="f"/>
+                        <v:imagedata r:id="rId7" chromakey="#FFFFFF" o:title=""/>
+                        <o:lock v:ext="edit" aspectratio="t"/>
+                      </v:shape>
+                    </v:group>
+                  </w:pict>
+                </mc:Fallback>
+              </mc:AlternateContent>
+            </w:r>
+            <w:bookmarkEnd w:id="6"/>
+          </w:p>
+        </w:tc>
+        <w:tc>
+          <w:tcPr>
+            <w:tcW w:w="5245" w:type="dxa"/>
+            <w:shd w:val="clear" w:color="auto" w:fill="auto"/>
+            <w:tcMar>
+              <w:top w:w="28" w:type="dxa"/>
+              <w:left w:w="108" w:type="dxa"/>
+              <w:bottom w:w="28" w:type="dxa"/>
+              <w:right w:w="108" w:type="dxa"/>
+            </w:tcMar>
+            <w:vAlign w:val="top"/>
+          </w:tcPr>
+          <w:p>
+            <w:pPr>
+              <w:rPr>
+                <w:color w:val="262626"/>
+              </w:rPr>
+            </w:pPr>
+            <w:r>
+              <w:rPr>
+                <w:rFonts w:hint="eastAsia"/>
+                <w:color w:val="262626"/>
+              </w:rPr>
+              <w:t>审核者：</w:t>
+            </w:r>
+          </w:p>
+        </w:tc>
+      </w:tr>
+      <w:tr>
+        <w:tblPrEx>
+          <w:tblBorders>
+            <w:top w:val="single" w:color="31849B" w:sz="4" w:space="0"/>
+            <w:left w:val="none" w:color="auto" w:sz="0" w:space="0"/>
+            <w:bottom w:val="single" w:color="31849B" w:sz="4" w:space="0"/>
+            <w:right w:val="none" w:color="auto" w:sz="0" w:space="0"/>
+            <w:insideH w:val="single" w:color="31849B" w:sz="4" w:space="0"/>
+            <w:insideV w:val="single" w:color="31849B" w:sz="4" w:space="0"/>
+          </w:tblBorders>
+          <w:tblCellMar>
+            <w:top w:w="113" w:type="dxa"/>
+            <w:left w:w="108" w:type="dxa"/>
+            <w:bottom w:w="113" w:type="dxa"/>
+            <w:right w:w="108" w:type="dxa"/>
+          </w:tblCellMar>
+        </w:tblPrEx>
+        <w:trPr>
+          <w:trHeight w:val="227" w:hRule="atLeast"/>
+          <w:jc w:val="center"/>
+        </w:trPr>
+        <w:tc>
+          <w:tcPr>
+            <w:tcW w:w="9781" w:type="dxa"/>
+            <w:gridSpan w:val="2"/>
+            <w:shd w:val="clear" w:color="auto" w:fill="auto"/>
+            <w:tcMar>
+              <w:top w:w="28" w:type="dxa"/>
+              <w:left w:w="108" w:type="dxa"/>
+              <w:bottom w:w="28" w:type="dxa"/>
+              <w:right w:w="108" w:type="dxa"/>
+            </w:tcMar>
+            <w:vAlign w:val="top"/>
+          </w:tcPr>
+          <w:p>
+            <w:pPr>
+              <w:rPr>
+                <w:rFonts w:hint="default" w:eastAsia="微软雅黑"/>
+                <w:color w:val="262626"/>
+                <w:lang w:val="en-US" w:eastAsia="zh-CN"/>
+              </w:rPr>
+            </w:pPr>
+            <w:r>
+              <w:rPr>
+                <w:rFonts w:hint="eastAsia"/>
+                <w:color w:val="262626"/>
+                <w:lang w:val="en-US" w:eastAsia="zh-CN"/>
+              </w:rPr>
+              <w:t>报告</w:t>
+            </w:r>
+            <w:r>
+              <w:rPr>
+                <w:rFonts w:hint="eastAsia"/>
+                <w:color w:val="262626"/>
+              </w:rPr>
+              <w:t>时间</w:t>
+            </w:r>
+            <w:r>
+              <w:rPr>
+                <w:rFonts w:hint="eastAsia" w:cs="Malgun Gothic Semilight"/>
+                <w:color w:val="262626"/>
+              </w:rPr>
+              <w:t>：{{ reportdate }}</w:t>
+            </w:r>
+          </w:p>
+        </w:tc>
+      </w:tr>
+    </w:tbl>
+    <w:p>
+      <w:pPr>
+        <w:widowControl/>
+        <w:rPr>
+          <w:rFonts w:ascii="Times New Roman" w:hAnsi="Times New Roman" w:eastAsia="微软雅黑" w:cs="Times New Roman"/>
+          <w:b/>
+          <w:bCs/>
+          <w:color w:val="0070C0"/>
+          <w:sz w:val="28"/>
+          <w:szCs w:val="28"/>
+          <w:lang w:eastAsia="zh-CN"/>
+        </w:rPr>
+      </w:pPr>
+      <w:r>
+        <w:rPr>
+          <w:rFonts w:hint="eastAsia" w:ascii="Times New Roman" w:hAnsi="Times New Roman" w:eastAsia="微软雅黑" w:cs="Times New Roman"/>
+          <w:sz w:val="21"/>
+          <w:szCs w:val="21"/>
+          <w:lang w:eastAsia="zh-CN"/>
+        </w:rPr>
+        <w:t>{% endif %}</w:t>
+      </w:r>
+    </w:p>
     <w:p>
       <w:pPr>
         <w:numPr>

--- a/WebContent/docx/泛癌种86基因检测报告-单样本-简单版.docx
+++ b/WebContent/docx/泛癌种86基因检测报告-单样本-简单版.docx
@@ -982,8 +982,8 @@
                 </w14:textFill>
               </w:rPr>
             </w:pPr>
-            <w:bookmarkStart w:id="3" w:name="_Toc149837255"/>
-            <w:bookmarkStart w:id="4" w:name="_Toc30402"/>
+            <w:bookmarkStart w:id="3" w:name="_Toc30402"/>
+            <w:bookmarkStart w:id="4" w:name="_Toc149837255"/>
             <w:bookmarkStart w:id="5" w:name="_Toc21059"/>
             <w:r>
               <w:rPr>
@@ -2698,13 +2698,24 @@
             </w:pPr>
             <w:r>
               <w:rPr>
-                <w:rFonts w:hint="default" w:ascii="Times New Roman" w:hAnsi="Times New Roman" w:eastAsia="微软雅黑" w:cs="Times New Roman"/>
+                <w:rFonts w:hint="eastAsia" w:ascii="Times New Roman" w:hAnsi="Times New Roman" w:eastAsia="微软雅黑" w:cs="Times New Roman"/>
                 <w:b/>
                 <w:color w:val="31849B"/>
                 <w:sz w:val="21"/>
                 <w:szCs w:val="21"/>
-              </w:rPr>
-              <w:t>突变基因</w:t>
+                <w:lang w:val="en-US" w:eastAsia="zh-CN"/>
+              </w:rPr>
+              <w:t>检测</w:t>
+            </w:r>
+            <w:r>
+              <w:rPr>
+                <w:rFonts w:hint="default" w:ascii="Times New Roman" w:hAnsi="Times New Roman" w:eastAsia="微软雅黑" w:cs="Times New Roman"/>
+                <w:b/>
+                <w:color w:val="31849B"/>
+                <w:sz w:val="21"/>
+                <w:szCs w:val="21"/>
+              </w:rPr>
+              <w:t>基因</w:t>
             </w:r>
           </w:p>
         </w:tc>
@@ -3144,6 +3155,7 @@
                 <w:lang w:val="en-US" w:eastAsia="zh-CN" w:bidi="ar-SA"/>
               </w:rPr>
             </w:pPr>
+            <w:bookmarkStart w:id="6" w:name="_GoBack" w:colFirst="1" w:colLast="2"/>
             <w:r>
               <w:rPr>
                 <w:rFonts w:hint="default" w:ascii="Times New Roman" w:hAnsi="Times New Roman" w:eastAsia="微软雅黑" w:cs="Times New Roman"/>
@@ -3159,7 +3171,7 @@
         </w:tc>
         <w:tc>
           <w:tcPr>
-            <w:tcW w:w="535" w:type="pct"/>
+            <w:tcW w:w="1064" w:type="dxa"/>
             <w:tcBorders>
               <w:tl2br w:val="nil"/>
               <w:tr2bl w:val="nil"/>
@@ -3184,18 +3196,37 @@
               <w:rPr>
                 <w:rFonts w:hint="default" w:ascii="Times New Roman" w:hAnsi="Times New Roman" w:eastAsia="微软雅黑" w:cs="Times New Roman"/>
                 <w:b/>
-                <w:color w:val="262626"/>
-                <w:sz w:val="21"/>
-                <w:szCs w:val="21"/>
-                <w:lang w:eastAsia="zh-CN"/>
-              </w:rPr>
-              <w:t>{{ tip.comutation }}</w:t>
+                <w:sz w:val="21"/>
+                <w:szCs w:val="21"/>
+                <w:lang w:eastAsia="zh-CN"/>
+              </w:rPr>
+              <w:t>{{ tip.comutation</w:t>
+            </w:r>
+            <w:r>
+              <w:rPr>
+                <w:rFonts w:hint="eastAsia" w:ascii="Times New Roman" w:hAnsi="Times New Roman" w:eastAsia="微软雅黑" w:cs="Times New Roman"/>
+                <w:b/>
+                <w:sz w:val="21"/>
+                <w:szCs w:val="21"/>
+                <w:lang w:val="en-US" w:eastAsia="zh-CN"/>
+              </w:rPr>
+              <w:t>1</w:t>
+            </w:r>
+            <w:r>
+              <w:rPr>
+                <w:rFonts w:hint="default" w:ascii="Times New Roman" w:hAnsi="Times New Roman" w:eastAsia="微软雅黑" w:cs="Times New Roman"/>
+                <w:b/>
+                <w:sz w:val="21"/>
+                <w:szCs w:val="21"/>
+                <w:lang w:eastAsia="zh-CN"/>
+              </w:rPr>
+              <w:t xml:space="preserve"> }}</w:t>
             </w:r>
           </w:p>
         </w:tc>
         <w:tc>
           <w:tcPr>
-            <w:tcW w:w="758" w:type="pct"/>
+            <w:tcW w:w="1510" w:type="dxa"/>
             <w:tcBorders>
               <w:tl2br w:val="nil"/>
               <w:tr2bl w:val="nil"/>
@@ -3219,12 +3250,11 @@
             <w:r>
               <w:rPr>
                 <w:rFonts w:hint="default" w:ascii="Times New Roman" w:hAnsi="Times New Roman" w:eastAsia="微软雅黑" w:cs="Times New Roman"/>
-                <w:color w:val="262626"/>
-                <w:sz w:val="21"/>
-                <w:szCs w:val="21"/>
-                <w:lang w:eastAsia="zh-CN"/>
-              </w:rPr>
-              <w:t>-</w:t>
+                <w:sz w:val="21"/>
+                <w:szCs w:val="21"/>
+                <w:lang w:eastAsia="zh-CN"/>
+              </w:rPr>
+              <w:t>{{ tip.comutation }}</w:t>
             </w:r>
           </w:p>
         </w:tc>
@@ -3545,6 +3575,7 @@
           </w:p>
         </w:tc>
       </w:tr>
+      <w:bookmarkEnd w:id="6"/>
       <w:tr>
         <w:tblPrEx>
           <w:tblBorders>
@@ -6079,7 +6110,6 @@
               </w:rPr>
               <w:t>检测者：</w:t>
             </w:r>
-            <w:bookmarkStart w:id="6" w:name="_GoBack"/>
             <w:r>
               <w:rPr>
                 <w:sz w:val="24"/>
@@ -6199,7 +6229,7 @@
                 </mc:Choice>
                 <mc:Fallback>
                   <w:pict>
-                    <v:group id="_x0000_s1026" o:spid="_x0000_s1026" o:spt="203" style="position:absolute;left:0pt;margin-left:48.8pt;margin-top:-7.6pt;height:34pt;width:270.85pt;z-index:251661312;mso-width-relative:page;mso-height-relative:page;" coordorigin="9633,114512" coordsize="5417,680" o:gfxdata="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">
+                    <v:group id="_x0000_s1026" o:spid="_x0000_s1026" o:spt="203" style="position:absolute;left:0pt;margin-left:48.8pt;margin-top:-7.6pt;height:34pt;width:270.85pt;z-index:251661312;mso-width-relative:page;mso-height-relative:page;" coordorigin="9633,114512" coordsize="5417,680" o:gfxdata="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">
                       <o:lock v:ext="edit" aspectratio="f"/>
                       <v:shape id="图片 1" o:spid="_x0000_s1026" o:spt="75" type="#_x0000_t75" style="position:absolute;left:9633;top:114512;height:680;width:1262;" filled="f" o:preferrelative="t" stroked="f" coordsize="21600,21600" o:gfxdata="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">
                         <v:fill on="f" focussize="0,0"/>
@@ -6218,7 +6248,6 @@
                 </mc:Fallback>
               </mc:AlternateContent>
             </w:r>
-            <w:bookmarkEnd w:id="6"/>
           </w:p>
         </w:tc>
         <w:tc>

--- a/WebContent/docx/泛癌种86基因检测报告-单样本-简单版.docx
+++ b/WebContent/docx/泛癌种86基因检测报告-单样本-简单版.docx
@@ -925,13 +925,6 @@
             <w:insideH w:val="none" w:color="auto" w:sz="0" w:space="0"/>
             <w:insideV w:val="none" w:color="auto" w:sz="0" w:space="0"/>
           </w:tblBorders>
-          <w:shd w:val="clear" w:color="auto" w:fill="auto"/>
-          <w:tblCellMar>
-            <w:top w:w="0" w:type="dxa"/>
-            <w:left w:w="0" w:type="dxa"/>
-            <w:bottom w:w="0" w:type="dxa"/>
-            <w:right w:w="0" w:type="dxa"/>
-          </w:tblCellMar>
         </w:tblPrEx>
         <w:trPr>
           <w:trHeight w:val="488" w:hRule="atLeast"/>
@@ -982,9 +975,9 @@
                 </w14:textFill>
               </w:rPr>
             </w:pPr>
-            <w:bookmarkStart w:id="3" w:name="_Toc30402"/>
-            <w:bookmarkStart w:id="4" w:name="_Toc149837255"/>
-            <w:bookmarkStart w:id="5" w:name="_Toc21059"/>
+            <w:bookmarkStart w:id="3" w:name="_Toc21059"/>
+            <w:bookmarkStart w:id="4" w:name="_Toc30402"/>
+            <w:bookmarkStart w:id="5" w:name="_Toc149837255"/>
             <w:r>
               <w:rPr>
                 <w:rFonts w:hint="eastAsia"/>
@@ -1404,7 +1397,6 @@
             <w:insideH w:val="none" w:color="auto" w:sz="0" w:space="0"/>
             <w:insideV w:val="none" w:color="auto" w:sz="0" w:space="0"/>
           </w:tblBorders>
-          <w:shd w:val="clear" w:color="auto" w:fill="auto"/>
           <w:tblCellMar>
             <w:top w:w="0" w:type="dxa"/>
             <w:left w:w="0" w:type="dxa"/>
@@ -1602,7 +1594,6 @@
             <w:insideH w:val="none" w:color="auto" w:sz="0" w:space="0"/>
             <w:insideV w:val="none" w:color="auto" w:sz="0" w:space="0"/>
           </w:tblBorders>
-          <w:shd w:val="clear" w:color="auto" w:fill="auto"/>
           <w:tblCellMar>
             <w:top w:w="0" w:type="dxa"/>
             <w:left w:w="0" w:type="dxa"/>
@@ -1674,7 +1665,6 @@
             <w:insideH w:val="none" w:color="auto" w:sz="0" w:space="0"/>
             <w:insideV w:val="none" w:color="auto" w:sz="0" w:space="0"/>
           </w:tblBorders>
-          <w:shd w:val="clear" w:color="auto" w:fill="auto"/>
           <w:tblCellMar>
             <w:top w:w="0" w:type="dxa"/>
             <w:left w:w="0" w:type="dxa"/>
@@ -1849,8 +1839,7 @@
       </w:tblPr>
       <w:tblGrid>
         <w:gridCol w:w="2004"/>
-        <w:gridCol w:w="1859"/>
-        <w:gridCol w:w="4036"/>
+        <w:gridCol w:w="5895"/>
         <w:gridCol w:w="1960"/>
       </w:tblGrid>
       <w:tr>
@@ -1915,47 +1904,7 @@
         </w:tc>
         <w:tc>
           <w:tcPr>
-            <w:tcW w:w="1859" w:type="dxa"/>
-            <w:tcBorders>
-              <w:top w:val="single" w:color="31849B" w:sz="12" w:space="0"/>
-              <w:left w:val="single" w:color="31849B" w:sz="8" w:space="0"/>
-              <w:bottom w:val="single" w:color="31849B" w:sz="8" w:space="0"/>
-              <w:right w:val="single" w:color="31849B" w:sz="8" w:space="0"/>
-            </w:tcBorders>
-            <w:shd w:val="clear" w:color="auto" w:fill="DAEEF3"/>
-            <w:vAlign w:val="center"/>
-          </w:tcPr>
-          <w:p>
-            <w:pPr>
-              <w:widowControl/>
-              <w:jc w:val="center"/>
-              <w:textAlignment w:val="center"/>
-              <w:rPr>
-                <w:rFonts w:hint="default" w:ascii="Times New Roman" w:hAnsi="Times New Roman" w:eastAsia="微软雅黑" w:cs="Times New Roman"/>
-                <w:b/>
-                <w:bCs/>
-                <w:color w:val="31849B"/>
-                <w:sz w:val="21"/>
-                <w:szCs w:val="21"/>
-              </w:rPr>
-            </w:pPr>
-            <w:r>
-              <w:rPr>
-                <w:rFonts w:hint="default" w:ascii="Times New Roman" w:hAnsi="Times New Roman" w:eastAsia="微软雅黑" w:cs="Times New Roman"/>
-                <w:b/>
-                <w:bCs/>
-                <w:color w:val="31849B"/>
-                <w:sz w:val="21"/>
-                <w:szCs w:val="21"/>
-                <w:lang w:eastAsia="zh-CN" w:bidi="ar"/>
-              </w:rPr>
-              <w:t>变异类型</w:t>
-            </w:r>
-          </w:p>
-        </w:tc>
-        <w:tc>
-          <w:tcPr>
-            <w:tcW w:w="4036" w:type="dxa"/>
+            <w:tcW w:w="5895" w:type="dxa"/>
             <w:tcBorders>
               <w:top w:val="single" w:color="31849B" w:sz="12" w:space="0"/>
               <w:left w:val="single" w:color="31849B" w:sz="8" w:space="0"/>
@@ -2094,7 +2043,7 @@
         <w:tc>
           <w:tcPr>
             <w:tcW w:w="9859" w:type="dxa"/>
-            <w:gridSpan w:val="4"/>
+            <w:gridSpan w:val="3"/>
             <w:tcBorders>
               <w:top w:val="single" w:color="31849B" w:sz="8" w:space="0"/>
               <w:bottom w:val="single" w:color="31849B" w:sz="8" w:space="0"/>
@@ -2169,6 +2118,7 @@
                 <w:szCs w:val="21"/>
               </w:rPr>
             </w:pPr>
+            <w:bookmarkStart w:id="6" w:name="_GoBack" w:colFirst="1" w:colLast="1"/>
             <w:r>
               <w:rPr>
                 <w:rFonts w:hint="default" w:ascii="Times New Roman" w:hAnsi="Times New Roman" w:eastAsia="微软雅黑" w:cs="Times New Roman"/>
@@ -2183,7 +2133,7 @@
         </w:tc>
         <w:tc>
           <w:tcPr>
-            <w:tcW w:w="1859" w:type="dxa"/>
+            <w:tcW w:w="5895" w:type="dxa"/>
             <w:tcBorders>
               <w:top w:val="single" w:color="31849B" w:sz="8" w:space="0"/>
               <w:left w:val="single" w:color="31849B" w:sz="8" w:space="0"/>
@@ -2196,40 +2146,6 @@
           </w:tcPr>
           <w:p>
             <w:pPr>
-              <w:jc w:val="center"/>
-              <w:rPr>
-                <w:rFonts w:hint="default" w:ascii="Times New Roman" w:hAnsi="Times New Roman" w:eastAsia="微软雅黑" w:cs="Times New Roman"/>
-                <w:color w:val="262626"/>
-                <w:sz w:val="21"/>
-                <w:szCs w:val="21"/>
-              </w:rPr>
-            </w:pPr>
-            <w:r>
-              <w:rPr>
-                <w:rFonts w:hint="default" w:ascii="Times New Roman" w:hAnsi="Times New Roman" w:eastAsia="微软雅黑" w:cs="Times New Roman"/>
-                <w:color w:val="262626"/>
-                <w:sz w:val="21"/>
-                <w:szCs w:val="21"/>
-                <w:lang w:eastAsia="zh-CN"/>
-              </w:rPr>
-              <w:t>{{ it.info }}</w:t>
-            </w:r>
-          </w:p>
-        </w:tc>
-        <w:tc>
-          <w:tcPr>
-            <w:tcW w:w="4036" w:type="dxa"/>
-            <w:tcBorders>
-              <w:top w:val="single" w:color="31849B" w:sz="8" w:space="0"/>
-              <w:left w:val="single" w:color="31849B" w:sz="8" w:space="0"/>
-              <w:bottom w:val="single" w:color="31849B" w:sz="8" w:space="0"/>
-              <w:right w:val="single" w:color="31849B" w:sz="8" w:space="0"/>
-            </w:tcBorders>
-            <w:shd w:val="clear" w:color="auto" w:fill="auto"/>
-            <w:vAlign w:val="center"/>
-          </w:tcPr>
-          <w:p>
-            <w:pPr>
               <w:widowControl/>
               <w:jc w:val="center"/>
               <w:textAlignment w:val="center"/>
@@ -2394,6 +2310,7 @@
           </w:p>
         </w:tc>
       </w:tr>
+      <w:bookmarkEnd w:id="6"/>
       <w:tr>
         <w:tblPrEx>
           <w:tblBorders>
@@ -2418,7 +2335,7 @@
         <w:tc>
           <w:tcPr>
             <w:tcW w:w="9859" w:type="dxa"/>
-            <w:gridSpan w:val="4"/>
+            <w:gridSpan w:val="3"/>
             <w:tcBorders>
               <w:top w:val="single" w:color="31849B" w:sz="8" w:space="0"/>
               <w:bottom w:val="single" w:color="31849B" w:sz="12" w:space="0"/>
@@ -3155,7 +3072,6 @@
                 <w:lang w:val="en-US" w:eastAsia="zh-CN" w:bidi="ar-SA"/>
               </w:rPr>
             </w:pPr>
-            <w:bookmarkStart w:id="6" w:name="_GoBack" w:colFirst="1" w:colLast="2"/>
             <w:r>
               <w:rPr>
                 <w:rFonts w:hint="default" w:ascii="Times New Roman" w:hAnsi="Times New Roman" w:eastAsia="微软雅黑" w:cs="Times New Roman"/>
@@ -3575,7 +3491,6 @@
           </w:p>
         </w:tc>
       </w:tr>
-      <w:bookmarkEnd w:id="6"/>
       <w:tr>
         <w:tblPrEx>
           <w:tblBorders>
@@ -5685,8 +5600,10 @@
         </w:tblCellMar>
       </w:tblPr>
       <w:tblGrid>
-        <w:gridCol w:w="4536"/>
-        <w:gridCol w:w="5245"/>
+        <w:gridCol w:w="1045"/>
+        <w:gridCol w:w="3491"/>
+        <w:gridCol w:w="962"/>
+        <w:gridCol w:w="4283"/>
       </w:tblGrid>
       <w:tr>
         <w:tblPrEx>
@@ -5706,12 +5623,15 @@
           </w:tblCellMar>
         </w:tblPrEx>
         <w:trPr>
-          <w:trHeight w:val="227" w:hRule="atLeast"/>
+          <w:trHeight w:val="510" w:hRule="atLeast"/>
           <w:jc w:val="center"/>
         </w:trPr>
         <w:tc>
           <w:tcPr>
-            <w:tcW w:w="4536" w:type="dxa"/>
+            <w:tcW w:w="1045" w:type="dxa"/>
+            <w:tcBorders>
+              <w:right w:val="nil"/>
+            </w:tcBorders>
             <w:shd w:val="clear" w:color="auto" w:fill="auto"/>
             <w:tcMar>
               <w:top w:w="28" w:type="dxa"/>
@@ -5719,10 +5639,11 @@
               <w:bottom w:w="28" w:type="dxa"/>
               <w:right w:w="108" w:type="dxa"/>
             </w:tcMar>
-            <w:vAlign w:val="top"/>
-          </w:tcPr>
-          <w:p>
-            <w:pPr>
+            <w:vAlign w:val="center"/>
+          </w:tcPr>
+          <w:p>
+            <w:pPr>
+              <w:jc w:val="left"/>
               <w:rPr>
                 <w:color w:val="262626"/>
               </w:rPr>
@@ -5734,145 +5655,14 @@
               </w:rPr>
               <w:t>检测者：</w:t>
             </w:r>
-            <w:r>
-              <w:rPr>
-                <w:sz w:val="22"/>
-              </w:rPr>
-              <mc:AlternateContent>
-                <mc:Choice Requires="wpg">
-                  <w:drawing>
-                    <wp:anchor distT="0" distB="0" distL="114300" distR="114300" simplePos="0" relativeHeight="251660288" behindDoc="0" locked="0" layoutInCell="1" allowOverlap="1">
-                      <wp:simplePos x="0" y="0"/>
-                      <wp:positionH relativeFrom="column">
-                        <wp:posOffset>661035</wp:posOffset>
-                      </wp:positionH>
-                      <wp:positionV relativeFrom="paragraph">
-                        <wp:posOffset>-88265</wp:posOffset>
-                      </wp:positionV>
-                      <wp:extent cx="3409950" cy="360045"/>
-                      <wp:effectExtent l="0" t="0" r="0" b="5715"/>
-                      <wp:wrapNone/>
-                      <wp:docPr id="12" name="组合 12"/>
-                      <wp:cNvGraphicFramePr/>
-                      <a:graphic xmlns:a="http://schemas.openxmlformats.org/drawingml/2006/main">
-                        <a:graphicData uri="http://schemas.microsoft.com/office/word/2010/wordprocessingGroup">
-                          <wpg:wgp>
-                            <wpg:cNvGrpSpPr/>
-                            <wpg:grpSpPr>
-                              <a:xfrm>
-                                <a:off x="0" y="0"/>
-                                <a:ext cx="3409950" cy="360045"/>
-                                <a:chOff x="9632" y="12252"/>
-                                <a:chExt cx="5370" cy="567"/>
-                              </a:xfrm>
-                            </wpg:grpSpPr>
-                            <pic:pic xmlns:pic="http://schemas.openxmlformats.org/drawingml/2006/picture">
-                              <pic:nvPicPr>
-                                <pic:cNvPr id="16" name="图片 6" descr="蔡冬雪"/>
-                                <pic:cNvPicPr>
-                                  <a:picLocks noChangeAspect="1"/>
-                                </pic:cNvPicPr>
-                              </pic:nvPicPr>
-                              <pic:blipFill>
-                                <a:blip r:embed="rId6">
-                                  <a:clrChange>
-                                    <a:clrFrom>
-                                      <a:srgbClr val="FFFFFF">
-                                        <a:alpha val="100000"/>
-                                      </a:srgbClr>
-                                    </a:clrFrom>
-                                    <a:clrTo>
-                                      <a:srgbClr val="FFFFFF">
-                                        <a:alpha val="100000"/>
-                                        <a:alpha val="0"/>
-                                      </a:srgbClr>
-                                    </a:clrTo>
-                                  </a:clrChange>
-                                </a:blip>
-                                <a:srcRect l="18656" t="33322" r="18897" b="26699"/>
-                                <a:stretch>
-                                  <a:fillRect/>
-                                </a:stretch>
-                              </pic:blipFill>
-                              <pic:spPr>
-                                <a:xfrm>
-                                  <a:off x="9632" y="12347"/>
-                                  <a:ext cx="1010" cy="454"/>
-                                </a:xfrm>
-                                <a:prstGeom prst="rect">
-                                  <a:avLst/>
-                                </a:prstGeom>
-                              </pic:spPr>
-                            </pic:pic>
-                            <pic:pic xmlns:pic="http://schemas.openxmlformats.org/drawingml/2006/picture">
-                              <pic:nvPicPr>
-                                <pic:cNvPr id="13" name="图片 4" descr="王建丽"/>
-                                <pic:cNvPicPr>
-                                  <a:picLocks noChangeAspect="1"/>
-                                </pic:cNvPicPr>
-                              </pic:nvPicPr>
-                              <pic:blipFill>
-                                <a:blip r:embed="rId7">
-                                  <a:clrChange>
-                                    <a:clrFrom>
-                                      <a:srgbClr val="FFFFFF">
-                                        <a:alpha val="100000"/>
-                                      </a:srgbClr>
-                                    </a:clrFrom>
-                                    <a:clrTo>
-                                      <a:srgbClr val="FFFFFF">
-                                        <a:alpha val="100000"/>
-                                        <a:alpha val="0"/>
-                                      </a:srgbClr>
-                                    </a:clrTo>
-                                  </a:clrChange>
-                                </a:blip>
-                                <a:stretch>
-                                  <a:fillRect/>
-                                </a:stretch>
-                              </pic:blipFill>
-                              <pic:spPr>
-                                <a:xfrm>
-                                  <a:off x="14002" y="12252"/>
-                                  <a:ext cx="1000" cy="567"/>
-                                </a:xfrm>
-                                <a:prstGeom prst="rect">
-                                  <a:avLst/>
-                                </a:prstGeom>
-                              </pic:spPr>
-                            </pic:pic>
-                          </wpg:wgp>
-                        </a:graphicData>
-                      </a:graphic>
-                    </wp:anchor>
-                  </w:drawing>
-                </mc:Choice>
-                <mc:Fallback>
-                  <w:pict>
-                    <v:group id="_x0000_s1026" o:spid="_x0000_s1026" o:spt="203" style="position:absolute;left:0pt;margin-left:52.05pt;margin-top:-6.95pt;height:28.35pt;width:268.5pt;z-index:251660288;mso-width-relative:page;mso-height-relative:page;" coordorigin="9632,12252" coordsize="5370,567" o:gfxdata="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">
-                      <o:lock v:ext="edit" aspectratio="f"/>
-                      <v:shape id="图片 6" o:spid="_x0000_s1026" o:spt="75" alt="蔡冬雪" type="#_x0000_t75" style="position:absolute;left:9632;top:12347;height:454;width:1010;" filled="f" o:preferrelative="t" stroked="f" coordsize="21600,21600" o:gfxdata="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">
-                        <v:fill on="f" focussize="0,0"/>
-                        <v:stroke on="f"/>
-                        <v:imagedata r:id="rId6" cropleft="12226f" croptop="21838f" cropright="12384f" cropbottom="17497f" chromakey="#FFFFFF" o:title=""/>
-                        <o:lock v:ext="edit" aspectratio="t"/>
-                      </v:shape>
-                      <v:shape id="图片 4" o:spid="_x0000_s1026" o:spt="75" alt="王建丽" type="#_x0000_t75" style="position:absolute;left:14002;top:12252;height:567;width:1000;" filled="f" o:preferrelative="t" stroked="f" coordsize="21600,21600" o:gfxdata="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">
-                        <v:fill on="f" focussize="0,0"/>
-                        <v:stroke on="f"/>
-                        <v:imagedata r:id="rId7" chromakey="#FFFFFF" o:title=""/>
-                        <o:lock v:ext="edit" aspectratio="t"/>
-                      </v:shape>
-                    </v:group>
-                  </w:pict>
-                </mc:Fallback>
-              </mc:AlternateContent>
-            </w:r>
-          </w:p>
-        </w:tc>
-        <w:tc>
-          <w:tcPr>
-            <w:tcW w:w="5245" w:type="dxa"/>
+          </w:p>
+        </w:tc>
+        <w:tc>
+          <w:tcPr>
+            <w:tcW w:w="3491" w:type="dxa"/>
+            <w:tcBorders>
+              <w:left w:val="nil"/>
+            </w:tcBorders>
             <w:shd w:val="clear" w:color="auto" w:fill="auto"/>
             <w:tcMar>
               <w:top w:w="28" w:type="dxa"/>
@@ -5880,20 +5670,145 @@
               <w:bottom w:w="28" w:type="dxa"/>
               <w:right w:w="108" w:type="dxa"/>
             </w:tcMar>
-            <w:vAlign w:val="top"/>
-          </w:tcPr>
-          <w:p>
-            <w:pPr>
-              <w:rPr>
-                <w:color w:val="262626"/>
-              </w:rPr>
-            </w:pPr>
-            <w:r>
+            <w:vAlign w:val="center"/>
+          </w:tcPr>
+          <w:p>
+            <w:pPr>
+              <w:jc w:val="left"/>
               <w:rPr>
                 <w:rFonts w:hint="eastAsia"/>
                 <w:color w:val="262626"/>
               </w:rPr>
+            </w:pPr>
+            <w:r>
+              <w:rPr>
+                <w:rFonts w:hint="eastAsia"/>
+                <w:color w:val="262626"/>
+              </w:rPr>
+              <w:t>{{"ty_tianjin1"|sign(</w:t>
+            </w:r>
+            <w:r>
+              <w:rPr>
+                <w:rFonts w:hint="eastAsia"/>
+                <w:color w:val="262626"/>
+                <w:lang w:val="en-US" w:eastAsia="zh-CN"/>
+              </w:rPr>
+              <w:t>51</w:t>
+            </w:r>
+            <w:r>
+              <w:rPr>
+                <w:rFonts w:hint="eastAsia"/>
+                <w:color w:val="262626"/>
+              </w:rPr>
+              <w:t>,2</w:t>
+            </w:r>
+            <w:r>
+              <w:rPr>
+                <w:rFonts w:hint="eastAsia"/>
+                <w:color w:val="262626"/>
+                <w:lang w:val="en-US" w:eastAsia="zh-CN"/>
+              </w:rPr>
+              <w:t>3</w:t>
+            </w:r>
+            <w:r>
+              <w:rPr>
+                <w:rFonts w:hint="eastAsia"/>
+                <w:color w:val="262626"/>
+              </w:rPr>
+              <w:t>)}}</w:t>
+            </w:r>
+          </w:p>
+        </w:tc>
+        <w:tc>
+          <w:tcPr>
+            <w:tcW w:w="962" w:type="dxa"/>
+            <w:tcBorders>
+              <w:right w:val="nil"/>
+            </w:tcBorders>
+            <w:shd w:val="clear" w:color="auto" w:fill="auto"/>
+            <w:tcMar>
+              <w:top w:w="28" w:type="dxa"/>
+              <w:left w:w="108" w:type="dxa"/>
+              <w:bottom w:w="28" w:type="dxa"/>
+              <w:right w:w="108" w:type="dxa"/>
+            </w:tcMar>
+            <w:vAlign w:val="center"/>
+          </w:tcPr>
+          <w:p>
+            <w:pPr>
+              <w:jc w:val="left"/>
+              <w:rPr>
+                <w:color w:val="262626"/>
+              </w:rPr>
+            </w:pPr>
+            <w:r>
+              <w:rPr>
+                <w:rFonts w:hint="eastAsia"/>
+                <w:color w:val="262626"/>
+              </w:rPr>
               <w:t>审核者：</w:t>
+            </w:r>
+          </w:p>
+        </w:tc>
+        <w:tc>
+          <w:tcPr>
+            <w:tcW w:w="4283" w:type="dxa"/>
+            <w:tcBorders>
+              <w:left w:val="nil"/>
+            </w:tcBorders>
+            <w:shd w:val="clear" w:color="auto" w:fill="auto"/>
+            <w:tcMar>
+              <w:top w:w="28" w:type="dxa"/>
+              <w:left w:w="108" w:type="dxa"/>
+              <w:bottom w:w="28" w:type="dxa"/>
+              <w:right w:w="108" w:type="dxa"/>
+            </w:tcMar>
+            <w:vAlign w:val="center"/>
+          </w:tcPr>
+          <w:p>
+            <w:pPr>
+              <w:jc w:val="left"/>
+              <w:rPr>
+                <w:rFonts w:hint="eastAsia"/>
+                <w:color w:val="262626"/>
+              </w:rPr>
+            </w:pPr>
+            <w:r>
+              <w:rPr>
+                <w:rFonts w:hint="eastAsia"/>
+                <w:color w:val="262626"/>
+              </w:rPr>
+              <w:t>{{"ty_tianjin2"|sign(</w:t>
+            </w:r>
+            <w:r>
+              <w:rPr>
+                <w:rFonts w:hint="eastAsia"/>
+                <w:color w:val="262626"/>
+                <w:lang w:val="en-US" w:eastAsia="zh-CN"/>
+              </w:rPr>
+              <w:t>49</w:t>
+            </w:r>
+            <w:r>
+              <w:rPr>
+                <w:rFonts w:hint="eastAsia"/>
+                <w:color w:val="262626"/>
+              </w:rPr>
+              <w:t>,</w:t>
+            </w:r>
+            <w:r>
+              <w:rPr>
+                <w:rFonts w:hint="eastAsia"/>
+                <w:color w:val="262626"/>
+                <w:lang w:val="en-US" w:eastAsia="zh-CN"/>
+              </w:rPr>
+              <w:t>27</w:t>
+            </w:r>
+            <w:r>
+              <w:rPr>
+                <w:rFonts w:hint="eastAsia"/>
+                <w:color w:val="262626"/>
+              </w:rPr>
+              <w:t>)}}</w:t>
             </w:r>
           </w:p>
         </w:tc>
@@ -5916,13 +5831,13 @@
           </w:tblCellMar>
         </w:tblPrEx>
         <w:trPr>
-          <w:trHeight w:val="227" w:hRule="atLeast"/>
+          <w:trHeight w:val="510" w:hRule="atLeast"/>
           <w:jc w:val="center"/>
         </w:trPr>
         <w:tc>
           <w:tcPr>
             <w:tcW w:w="9781" w:type="dxa"/>
-            <w:gridSpan w:val="2"/>
+            <w:gridSpan w:val="4"/>
             <w:shd w:val="clear" w:color="auto" w:fill="auto"/>
             <w:tcMar>
               <w:top w:w="28" w:type="dxa"/>
@@ -5930,10 +5845,11 @@
               <w:bottom w:w="28" w:type="dxa"/>
               <w:right w:w="108" w:type="dxa"/>
             </w:tcMar>
-            <w:vAlign w:val="top"/>
-          </w:tcPr>
-          <w:p>
-            <w:pPr>
+            <w:vAlign w:val="center"/>
+          </w:tcPr>
+          <w:p>
+            <w:pPr>
+              <w:jc w:val="left"/>
               <w:rPr>
                 <w:rFonts w:hint="default" w:eastAsia="微软雅黑"/>
                 <w:color w:val="262626"/>
@@ -6061,8 +5977,10 @@
         </w:tblCellMar>
       </w:tblPr>
       <w:tblGrid>
-        <w:gridCol w:w="4536"/>
-        <w:gridCol w:w="5245"/>
+        <w:gridCol w:w="1058"/>
+        <w:gridCol w:w="3478"/>
+        <w:gridCol w:w="962"/>
+        <w:gridCol w:w="4283"/>
       </w:tblGrid>
       <w:tr>
         <w:tblPrEx>
@@ -6082,12 +6000,15 @@
           </w:tblCellMar>
         </w:tblPrEx>
         <w:trPr>
-          <w:trHeight w:val="227" w:hRule="atLeast"/>
+          <w:trHeight w:val="510" w:hRule="atLeast"/>
           <w:jc w:val="center"/>
         </w:trPr>
         <w:tc>
           <w:tcPr>
-            <w:tcW w:w="4536" w:type="dxa"/>
+            <w:tcW w:w="1058" w:type="dxa"/>
+            <w:tcBorders>
+              <w:right w:val="nil"/>
+            </w:tcBorders>
             <w:shd w:val="clear" w:color="auto" w:fill="auto"/>
             <w:tcMar>
               <w:top w:w="28" w:type="dxa"/>
@@ -6095,10 +6016,11 @@
               <w:bottom w:w="28" w:type="dxa"/>
               <w:right w:w="108" w:type="dxa"/>
             </w:tcMar>
-            <w:vAlign w:val="top"/>
-          </w:tcPr>
-          <w:p>
-            <w:pPr>
+            <w:vAlign w:val="center"/>
+          </w:tcPr>
+          <w:p>
+            <w:pPr>
+              <w:jc w:val="left"/>
               <w:rPr>
                 <w:color w:val="262626"/>
               </w:rPr>
@@ -6110,149 +6032,14 @@
               </w:rPr>
               <w:t>检测者：</w:t>
             </w:r>
-            <w:r>
-              <w:rPr>
-                <w:sz w:val="24"/>
-              </w:rPr>
-              <mc:AlternateContent>
-                <mc:Choice Requires="wpg">
-                  <w:drawing>
-                    <wp:anchor distT="0" distB="0" distL="114300" distR="114300" simplePos="0" relativeHeight="251661312" behindDoc="0" locked="0" layoutInCell="1" allowOverlap="1">
-                      <wp:simplePos x="0" y="0"/>
-                      <wp:positionH relativeFrom="column">
-                        <wp:posOffset>619760</wp:posOffset>
-                      </wp:positionH>
-                      <wp:positionV relativeFrom="paragraph">
-                        <wp:posOffset>-96520</wp:posOffset>
-                      </wp:positionV>
-                      <wp:extent cx="3439795" cy="431800"/>
-                      <wp:effectExtent l="0" t="0" r="0" b="0"/>
-                      <wp:wrapNone/>
-                      <wp:docPr id="17" name="组合 17"/>
-                      <wp:cNvGraphicFramePr/>
-                      <a:graphic xmlns:a="http://schemas.openxmlformats.org/drawingml/2006/main">
-                        <a:graphicData uri="http://schemas.microsoft.com/office/word/2010/wordprocessingGroup">
-                          <wpg:wgp>
-                            <wpg:cNvGrpSpPr/>
-                            <wpg:grpSpPr>
-                              <a:xfrm>
-                                <a:off x="0" y="0"/>
-                                <a:ext cx="3439795" cy="431800"/>
-                                <a:chOff x="9633" y="114512"/>
-                                <a:chExt cx="5417" cy="680"/>
-                              </a:xfrm>
-                            </wpg:grpSpPr>
-                            <pic:pic xmlns:pic="http://schemas.openxmlformats.org/drawingml/2006/picture">
-                              <pic:nvPicPr>
-                                <pic:cNvPr id="15" name="图片 1"/>
-                                <pic:cNvPicPr>
-                                  <a:picLocks noChangeAspect="1"/>
-                                </pic:cNvPicPr>
-                              </pic:nvPicPr>
-                              <pic:blipFill>
-                                <a:blip r:embed="rId8">
-                                  <a:clrChange>
-                                    <a:clrFrom>
-                                      <a:srgbClr val="FFFFFF">
-                                        <a:alpha val="100000"/>
-                                      </a:srgbClr>
-                                    </a:clrFrom>
-                                    <a:clrTo>
-                                      <a:srgbClr val="FFFFFF">
-                                        <a:alpha val="100000"/>
-                                        <a:alpha val="0"/>
-                                      </a:srgbClr>
-                                    </a:clrTo>
-                                  </a:clrChange>
-                                </a:blip>
-                                <a:srcRect l="10922" t="11667"/>
-                                <a:stretch>
-                                  <a:fillRect/>
-                                </a:stretch>
-                              </pic:blipFill>
-                              <pic:spPr>
-                                <a:xfrm>
-                                  <a:off x="9633" y="114512"/>
-                                  <a:ext cx="1262" cy="680"/>
-                                </a:xfrm>
-                                <a:prstGeom prst="rect">
-                                  <a:avLst/>
-                                </a:prstGeom>
-                                <a:noFill/>
-                                <a:ln>
-                                  <a:noFill/>
-                                </a:ln>
-                              </pic:spPr>
-                            </pic:pic>
-                            <pic:pic xmlns:pic="http://schemas.openxmlformats.org/drawingml/2006/picture">
-                              <pic:nvPicPr>
-                                <pic:cNvPr id="11" name="图片 11" descr="王建丽"/>
-                                <pic:cNvPicPr>
-                                  <a:picLocks noChangeAspect="1"/>
-                                </pic:cNvPicPr>
-                              </pic:nvPicPr>
-                              <pic:blipFill>
-                                <a:blip r:embed="rId7">
-                                  <a:clrChange>
-                                    <a:clrFrom>
-                                      <a:srgbClr val="FFFFFF">
-                                        <a:alpha val="100000"/>
-                                      </a:srgbClr>
-                                    </a:clrFrom>
-                                    <a:clrTo>
-                                      <a:srgbClr val="FFFFFF">
-                                        <a:alpha val="100000"/>
-                                        <a:alpha val="0"/>
-                                      </a:srgbClr>
-                                    </a:clrTo>
-                                  </a:clrChange>
-                                </a:blip>
-                                <a:stretch>
-                                  <a:fillRect/>
-                                </a:stretch>
-                              </pic:blipFill>
-                              <pic:spPr>
-                                <a:xfrm>
-                                  <a:off x="14048" y="114524"/>
-                                  <a:ext cx="1002" cy="567"/>
-                                </a:xfrm>
-                                <a:prstGeom prst="rect">
-                                  <a:avLst/>
-                                </a:prstGeom>
-                              </pic:spPr>
-                            </pic:pic>
-                          </wpg:wgp>
-                        </a:graphicData>
-                      </a:graphic>
-                    </wp:anchor>
-                  </w:drawing>
-                </mc:Choice>
-                <mc:Fallback>
-                  <w:pict>
-                    <v:group id="_x0000_s1026" o:spid="_x0000_s1026" o:spt="203" style="position:absolute;left:0pt;margin-left:48.8pt;margin-top:-7.6pt;height:34pt;width:270.85pt;z-index:251661312;mso-width-relative:page;mso-height-relative:page;" coordorigin="9633,114512" coordsize="5417,680" o:gfxdata="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">
-                      <o:lock v:ext="edit" aspectratio="f"/>
-                      <v:shape id="图片 1" o:spid="_x0000_s1026" o:spt="75" type="#_x0000_t75" style="position:absolute;left:9633;top:114512;height:680;width:1262;" filled="f" o:preferrelative="t" stroked="f" coordsize="21600,21600" o:gfxdata="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">
-                        <v:fill on="f" focussize="0,0"/>
-                        <v:stroke on="f"/>
-                        <v:imagedata r:id="rId8" cropleft="7158f" croptop="7646f" chromakey="#FFFFFF" o:title=""/>
-                        <o:lock v:ext="edit" aspectratio="t"/>
-                      </v:shape>
-                      <v:shape id="_x0000_s1026" o:spid="_x0000_s1026" o:spt="75" alt="王建丽" type="#_x0000_t75" style="position:absolute;left:14048;top:114524;height:567;width:1002;" filled="f" o:preferrelative="t" stroked="f" coordsize="21600,21600" o:gfxdata="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">
-                        <v:fill on="f" focussize="0,0"/>
-                        <v:stroke on="f"/>
-                        <v:imagedata r:id="rId7" chromakey="#FFFFFF" o:title=""/>
-                        <o:lock v:ext="edit" aspectratio="t"/>
-                      </v:shape>
-                    </v:group>
-                  </w:pict>
-                </mc:Fallback>
-              </mc:AlternateContent>
-            </w:r>
-          </w:p>
-        </w:tc>
-        <w:tc>
-          <w:tcPr>
-            <w:tcW w:w="5245" w:type="dxa"/>
+          </w:p>
+        </w:tc>
+        <w:tc>
+          <w:tcPr>
+            <w:tcW w:w="3478" w:type="dxa"/>
+            <w:tcBorders>
+              <w:left w:val="nil"/>
+            </w:tcBorders>
             <w:shd w:val="clear" w:color="auto" w:fill="auto"/>
             <w:tcMar>
               <w:top w:w="28" w:type="dxa"/>
@@ -6260,20 +6047,162 @@
               <w:bottom w:w="28" w:type="dxa"/>
               <w:right w:w="108" w:type="dxa"/>
             </w:tcMar>
-            <w:vAlign w:val="top"/>
-          </w:tcPr>
-          <w:p>
-            <w:pPr>
-              <w:rPr>
-                <w:color w:val="262626"/>
-              </w:rPr>
-            </w:pPr>
-            <w:r>
+            <w:vAlign w:val="center"/>
+          </w:tcPr>
+          <w:p>
+            <w:pPr>
+              <w:jc w:val="left"/>
               <w:rPr>
                 <w:rFonts w:hint="eastAsia"/>
                 <w:color w:val="262626"/>
               </w:rPr>
+            </w:pPr>
+            <w:r>
+              <w:rPr>
+                <w:rFonts w:hint="eastAsia"/>
+                <w:color w:val="262626"/>
+              </w:rPr>
+              <w:t>{{"ty_guangzhou1"|sign(</w:t>
+            </w:r>
+            <w:r>
+              <w:rPr>
+                <w:rFonts w:hint="eastAsia"/>
+                <w:color w:val="262626"/>
+                <w:lang w:val="en-US" w:eastAsia="zh-CN"/>
+              </w:rPr>
+              <w:t>46</w:t>
+            </w:r>
+            <w:r>
+              <w:rPr>
+                <w:rFonts w:hint="eastAsia"/>
+                <w:color w:val="262626"/>
+              </w:rPr>
+              <w:t>,</w:t>
+            </w:r>
+            <w:r>
+              <w:rPr>
+                <w:rFonts w:hint="eastAsia"/>
+                <w:color w:val="262626"/>
+                <w:lang w:val="en-US" w:eastAsia="zh-CN"/>
+              </w:rPr>
+              <w:t>25</w:t>
+            </w:r>
+            <w:r>
+              <w:rPr>
+                <w:rFonts w:hint="eastAsia"/>
+                <w:color w:val="262626"/>
+              </w:rPr>
+              <w:t>)}}</w:t>
+            </w:r>
+          </w:p>
+        </w:tc>
+        <w:tc>
+          <w:tcPr>
+            <w:tcW w:w="962" w:type="dxa"/>
+            <w:tcBorders>
+              <w:right w:val="nil"/>
+            </w:tcBorders>
+            <w:shd w:val="clear" w:color="auto" w:fill="auto"/>
+            <w:tcMar>
+              <w:top w:w="28" w:type="dxa"/>
+              <w:left w:w="108" w:type="dxa"/>
+              <w:bottom w:w="28" w:type="dxa"/>
+              <w:right w:w="108" w:type="dxa"/>
+            </w:tcMar>
+            <w:vAlign w:val="center"/>
+          </w:tcPr>
+          <w:p>
+            <w:pPr>
+              <w:jc w:val="left"/>
+              <w:rPr>
+                <w:color w:val="262626"/>
+              </w:rPr>
+            </w:pPr>
+            <w:r>
+              <w:rPr>
+                <w:rFonts w:hint="eastAsia"/>
+                <w:color w:val="262626"/>
+              </w:rPr>
               <w:t>审核者：</w:t>
+            </w:r>
+          </w:p>
+        </w:tc>
+        <w:tc>
+          <w:tcPr>
+            <w:tcW w:w="4283" w:type="dxa"/>
+            <w:tcBorders>
+              <w:left w:val="nil"/>
+            </w:tcBorders>
+            <w:shd w:val="clear" w:color="auto" w:fill="auto"/>
+            <w:tcMar>
+              <w:top w:w="28" w:type="dxa"/>
+              <w:left w:w="108" w:type="dxa"/>
+              <w:bottom w:w="28" w:type="dxa"/>
+              <w:right w:w="108" w:type="dxa"/>
+            </w:tcMar>
+            <w:vAlign w:val="center"/>
+          </w:tcPr>
+          <w:p>
+            <w:pPr>
+              <w:jc w:val="left"/>
+              <w:rPr>
+                <w:rFonts w:hint="eastAsia"/>
+                <w:color w:val="262626"/>
+              </w:rPr>
+            </w:pPr>
+            <w:r>
+              <w:rPr>
+                <w:rFonts w:hint="eastAsia"/>
+                <w:color w:val="262626"/>
+              </w:rPr>
+              <w:t>{{"</w:t>
+            </w:r>
+            <w:r>
+              <w:rPr>
+                <w:rFonts w:hint="eastAsia" w:ascii="微软雅黑" w:hAnsi="微软雅黑" w:eastAsia="微软雅黑" w:cs="微软雅黑"/>
+                <w:b w:val="0"/>
+                <w:bCs w:val="0"/>
+                <w:sz w:val="20"/>
+                <w:szCs w:val="20"/>
+              </w:rPr>
+              <w:t>ty_guangzhou</w:t>
+            </w:r>
+            <w:r>
+              <w:rPr>
+                <w:rFonts w:hint="eastAsia"/>
+                <w:color w:val="262626"/>
+              </w:rPr>
+              <w:t>2"|sign(</w:t>
+            </w:r>
+            <w:r>
+              <w:rPr>
+                <w:rFonts w:hint="eastAsia"/>
+                <w:color w:val="262626"/>
+                <w:lang w:val="en-US" w:eastAsia="zh-CN"/>
+              </w:rPr>
+              <w:t>49</w:t>
+            </w:r>
+            <w:r>
+              <w:rPr>
+                <w:rFonts w:hint="eastAsia"/>
+                <w:color w:val="262626"/>
+              </w:rPr>
+              <w:t>,</w:t>
+            </w:r>
+            <w:r>
+              <w:rPr>
+                <w:rFonts w:hint="eastAsia"/>
+                <w:color w:val="262626"/>
+                <w:lang w:val="en-US" w:eastAsia="zh-CN"/>
+              </w:rPr>
+              <w:t>27</w:t>
+            </w:r>
+            <w:r>
+              <w:rPr>
+                <w:rFonts w:hint="eastAsia"/>
+                <w:color w:val="262626"/>
+              </w:rPr>
+              <w:t>)}}</w:t>
             </w:r>
           </w:p>
         </w:tc>
@@ -6296,13 +6225,13 @@
           </w:tblCellMar>
         </w:tblPrEx>
         <w:trPr>
-          <w:trHeight w:val="227" w:hRule="atLeast"/>
+          <w:trHeight w:val="510" w:hRule="atLeast"/>
           <w:jc w:val="center"/>
         </w:trPr>
         <w:tc>
           <w:tcPr>
             <w:tcW w:w="9781" w:type="dxa"/>
-            <w:gridSpan w:val="2"/>
+            <w:gridSpan w:val="4"/>
             <w:shd w:val="clear" w:color="auto" w:fill="auto"/>
             <w:tcMar>
               <w:top w:w="28" w:type="dxa"/>
@@ -6310,10 +6239,11 @@
               <w:bottom w:w="28" w:type="dxa"/>
               <w:right w:w="108" w:type="dxa"/>
             </w:tcMar>
-            <w:vAlign w:val="top"/>
-          </w:tcPr>
-          <w:p>
-            <w:pPr>
+            <w:vAlign w:val="center"/>
+          </w:tcPr>
+          <w:p>
+            <w:pPr>
+              <w:jc w:val="left"/>
               <w:rPr>
                 <w:rFonts w:hint="default" w:eastAsia="微软雅黑"/>
                 <w:color w:val="262626"/>
